--- a/template.docx
+++ b/template.docx
@@ -371,7 +371,6 @@
                 <w:b/>
                 <w:sz w:val="28"/>
                 <w:szCs w:val="28"/>
-                <w:lang w:val="en-US"/>
               </w:rPr>
             </w:pPr>
             <w:r>
@@ -380,7 +379,6 @@
                 <w:b/>
                 <w:sz w:val="28"/>
                 <w:szCs w:val="28"/>
-                <w:lang w:val="en-US"/>
               </w:rPr>
               <w:t>«</w:t>
             </w:r>
@@ -391,7 +389,6 @@
                 <w:color w:val="FF0000"/>
                 <w:sz w:val="28"/>
                 <w:szCs w:val="28"/>
-                <w:lang w:val="en-US"/>
               </w:rPr>
               <w:t xml:space="preserve">{{ </w:t>
             </w:r>
@@ -413,7 +410,6 @@
                 <w:color w:val="FF0000"/>
                 <w:sz w:val="28"/>
                 <w:szCs w:val="28"/>
-                <w:lang w:val="en-US"/>
               </w:rPr>
               <w:t>_</w:t>
             </w:r>
@@ -435,7 +431,6 @@
                 <w:color w:val="FF0000"/>
                 <w:sz w:val="28"/>
                 <w:szCs w:val="28"/>
-                <w:lang w:val="en-US"/>
               </w:rPr>
               <w:t xml:space="preserve"> }}</w:t>
             </w:r>
@@ -445,7 +440,6 @@
                 <w:b/>
                 <w:sz w:val="28"/>
                 <w:szCs w:val="28"/>
-                <w:lang w:val="en-US"/>
               </w:rPr>
               <w:t>»</w:t>
             </w:r>
@@ -459,7 +453,6 @@
                 <w:b/>
                 <w:sz w:val="28"/>
                 <w:szCs w:val="28"/>
-                <w:lang w:val="en-US"/>
               </w:rPr>
             </w:pPr>
           </w:p>
@@ -686,82 +679,12 @@
         <w:rPr>
           <w:rFonts w:ascii="Times New Roman" w:hAnsi="Times New Roman" w:cs="Times New Roman"/>
           <w:noProof/>
-          <w:sz w:val="28"/>
-          <w:szCs w:val="28"/>
-        </w:rPr>
-        <w:drawing>
-          <wp:anchor distT="0" distB="0" distL="114300" distR="114300" simplePos="0" relativeHeight="251657216" behindDoc="1" locked="0" layoutInCell="1" allowOverlap="1" wp14:anchorId="2DE5C525" wp14:editId="100A84F0">
-            <wp:simplePos x="0" y="0"/>
-            <wp:positionH relativeFrom="column">
-              <wp:posOffset>3572933</wp:posOffset>
-            </wp:positionH>
-            <wp:positionV relativeFrom="paragraph">
-              <wp:posOffset>1694</wp:posOffset>
-            </wp:positionV>
-            <wp:extent cx="2004060" cy="2400300"/>
-            <wp:effectExtent l="0" t="0" r="0" b="0"/>
-            <wp:wrapNone/>
-            <wp:docPr id="6" name="Рисунок 4"/>
-            <wp:cNvGraphicFramePr>
-              <a:graphicFrameLocks xmlns:a="http://schemas.openxmlformats.org/drawingml/2006/main" noChangeAspect="1"/>
-            </wp:cNvGraphicFramePr>
-            <a:graphic xmlns:a="http://schemas.openxmlformats.org/drawingml/2006/main">
-              <a:graphicData uri="http://schemas.openxmlformats.org/drawingml/2006/picture">
-                <pic:pic xmlns:pic="http://schemas.openxmlformats.org/drawingml/2006/picture">
-                  <pic:nvPicPr>
-                    <pic:cNvPr id="0" name="Рисунок 4"/>
-                    <pic:cNvPicPr>
-                      <a:picLocks noChangeAspect="1" noChangeArrowheads="1"/>
-                    </pic:cNvPicPr>
-                  </pic:nvPicPr>
-                  <pic:blipFill>
-                    <a:blip r:embed="rId8">
-                      <a:extLst>
-                        <a:ext uri="{28A0092B-C50C-407E-A947-70E740481C1C}">
-                          <a14:useLocalDpi xmlns:a14="http://schemas.microsoft.com/office/drawing/2010/main" val="0"/>
-                        </a:ext>
-                      </a:extLst>
-                    </a:blip>
-                    <a:srcRect/>
-                    <a:stretch>
-                      <a:fillRect/>
-                    </a:stretch>
-                  </pic:blipFill>
-                  <pic:spPr bwMode="auto">
-                    <a:xfrm>
-                      <a:off x="0" y="0"/>
-                      <a:ext cx="2004060" cy="2400300"/>
-                    </a:xfrm>
-                    <a:prstGeom prst="rect">
-                      <a:avLst/>
-                    </a:prstGeom>
-                    <a:noFill/>
-                    <a:ln>
-                      <a:noFill/>
-                    </a:ln>
-                  </pic:spPr>
-                </pic:pic>
-              </a:graphicData>
-            </a:graphic>
-            <wp14:sizeRelH relativeFrom="page">
-              <wp14:pctWidth>0</wp14:pctWidth>
-            </wp14:sizeRelH>
-            <wp14:sizeRelV relativeFrom="page">
-              <wp14:pctHeight>0</wp14:pctHeight>
-            </wp14:sizeRelV>
-          </wp:anchor>
-        </w:drawing>
-      </w:r>
-      <w:r>
-        <w:rPr>
-          <w:rFonts w:ascii="Times New Roman" w:hAnsi="Times New Roman" w:cs="Times New Roman"/>
-          <w:noProof/>
           <w:sz w:val="20"/>
         </w:rPr>
         <mc:AlternateContent>
           <mc:Choice Requires="wps">
             <w:drawing>
-              <wp:anchor distT="0" distB="0" distL="114300" distR="114300" simplePos="0" relativeHeight="251656192" behindDoc="0" locked="0" layoutInCell="1" allowOverlap="1" wp14:anchorId="3220C301" wp14:editId="6A709937">
+              <wp:anchor distT="0" distB="0" distL="114300" distR="114300" simplePos="0" relativeHeight="251656192" behindDoc="0" locked="0" layoutInCell="1" allowOverlap="1" wp14:anchorId="3220C301" wp14:editId="4988E955">
                 <wp:simplePos x="0" y="0"/>
                 <wp:positionH relativeFrom="column">
                   <wp:posOffset>3016250</wp:posOffset>
@@ -1103,7 +1026,7 @@
           <w:rFonts w:ascii="Times New Roman" w:hAnsi="Times New Roman" w:cs="Times New Roman"/>
         </w:rPr>
         <w:sectPr>
-          <w:headerReference w:type="default" r:id="rId9"/>
+          <w:headerReference w:type="default" r:id="rId8"/>
           <w:pgSz w:w="11906" w:h="16838" w:code="9"/>
           <w:pgMar w:top="661" w:right="851" w:bottom="1134" w:left="1418" w:header="397" w:footer="510" w:gutter="0"/>
           <w:pgNumType w:start="22"/>
@@ -16169,74 +16092,6 @@
           <w:color w:val="auto"/>
         </w:rPr>
       </w:pPr>
-      <w:r>
-        <w:rPr>
-          <w:rFonts w:ascii="Times New Roman" w:hAnsi="Times New Roman"/>
-          <w:noProof/>
-        </w:rPr>
-        <w:drawing>
-          <wp:anchor distT="0" distB="0" distL="114300" distR="114300" simplePos="0" relativeHeight="251658240" behindDoc="1" locked="0" layoutInCell="1" allowOverlap="1" wp14:anchorId="62C8F6BA" wp14:editId="6AD4D2FE">
-            <wp:simplePos x="0" y="0"/>
-            <wp:positionH relativeFrom="column">
-              <wp:posOffset>3591560</wp:posOffset>
-            </wp:positionH>
-            <wp:positionV relativeFrom="paragraph">
-              <wp:posOffset>54610</wp:posOffset>
-            </wp:positionV>
-            <wp:extent cx="1210945" cy="711200"/>
-            <wp:effectExtent l="0" t="0" r="0" b="0"/>
-            <wp:wrapNone/>
-            <wp:docPr id="7" name="Рисунок 7"/>
-            <wp:cNvGraphicFramePr>
-              <a:graphicFrameLocks xmlns:a="http://schemas.openxmlformats.org/drawingml/2006/main" noChangeAspect="1"/>
-            </wp:cNvGraphicFramePr>
-            <a:graphic xmlns:a="http://schemas.openxmlformats.org/drawingml/2006/main">
-              <a:graphicData uri="http://schemas.openxmlformats.org/drawingml/2006/picture">
-                <pic:pic xmlns:pic="http://schemas.openxmlformats.org/drawingml/2006/picture">
-                  <pic:nvPicPr>
-                    <pic:cNvPr id="0" name="Picture 7"/>
-                    <pic:cNvPicPr>
-                      <a:picLocks noChangeAspect="1" noChangeArrowheads="1"/>
-                    </pic:cNvPicPr>
-                  </pic:nvPicPr>
-                  <pic:blipFill>
-                    <a:blip r:embed="rId10">
-                      <a:extLst>
-                        <a:ext uri="{28A0092B-C50C-407E-A947-70E740481C1C}">
-                          <a14:useLocalDpi xmlns:a14="http://schemas.microsoft.com/office/drawing/2010/main" val="0"/>
-                        </a:ext>
-                      </a:extLst>
-                    </a:blip>
-                    <a:srcRect/>
-                    <a:stretch>
-                      <a:fillRect/>
-                    </a:stretch>
-                  </pic:blipFill>
-                  <pic:spPr bwMode="auto">
-                    <a:xfrm>
-                      <a:off x="0" y="0"/>
-                      <a:ext cx="1210945" cy="711200"/>
-                    </a:xfrm>
-                    <a:prstGeom prst="rect">
-                      <a:avLst/>
-                    </a:prstGeom>
-                    <a:noFill/>
-                    <a:ln>
-                      <a:noFill/>
-                    </a:ln>
-                  </pic:spPr>
-                </pic:pic>
-              </a:graphicData>
-            </a:graphic>
-            <wp14:sizeRelH relativeFrom="page">
-              <wp14:pctWidth>0</wp14:pctWidth>
-            </wp14:sizeRelH>
-            <wp14:sizeRelV relativeFrom="page">
-              <wp14:pctHeight>0</wp14:pctHeight>
-            </wp14:sizeRelV>
-          </wp:anchor>
-        </w:drawing>
-      </w:r>
     </w:p>
     <w:tbl>
       <w:tblPr>
@@ -17608,74 +17463,6 @@
       <w:r>
         <w:rPr>
           <w:rFonts w:cs="Times New Roman"/>
-          <w:noProof/>
-        </w:rPr>
-        <w:drawing>
-          <wp:anchor distT="0" distB="0" distL="114300" distR="114300" simplePos="0" relativeHeight="251659264" behindDoc="1" locked="0" layoutInCell="1" allowOverlap="1" wp14:anchorId="52AE390D" wp14:editId="2CEDA703">
-            <wp:simplePos x="0" y="0"/>
-            <wp:positionH relativeFrom="column">
-              <wp:posOffset>3092450</wp:posOffset>
-            </wp:positionH>
-            <wp:positionV relativeFrom="paragraph">
-              <wp:posOffset>-926465</wp:posOffset>
-            </wp:positionV>
-            <wp:extent cx="2004060" cy="2400300"/>
-            <wp:effectExtent l="0" t="0" r="0" b="0"/>
-            <wp:wrapNone/>
-            <wp:docPr id="8" name="Рисунок 4"/>
-            <wp:cNvGraphicFramePr>
-              <a:graphicFrameLocks xmlns:a="http://schemas.openxmlformats.org/drawingml/2006/main" noChangeAspect="1"/>
-            </wp:cNvGraphicFramePr>
-            <a:graphic xmlns:a="http://schemas.openxmlformats.org/drawingml/2006/main">
-              <a:graphicData uri="http://schemas.openxmlformats.org/drawingml/2006/picture">
-                <pic:pic xmlns:pic="http://schemas.openxmlformats.org/drawingml/2006/picture">
-                  <pic:nvPicPr>
-                    <pic:cNvPr id="0" name="Рисунок 4"/>
-                    <pic:cNvPicPr>
-                      <a:picLocks noChangeAspect="1" noChangeArrowheads="1"/>
-                    </pic:cNvPicPr>
-                  </pic:nvPicPr>
-                  <pic:blipFill>
-                    <a:blip r:embed="rId8">
-                      <a:extLst>
-                        <a:ext uri="{28A0092B-C50C-407E-A947-70E740481C1C}">
-                          <a14:useLocalDpi xmlns:a14="http://schemas.microsoft.com/office/drawing/2010/main" val="0"/>
-                        </a:ext>
-                      </a:extLst>
-                    </a:blip>
-                    <a:srcRect/>
-                    <a:stretch>
-                      <a:fillRect/>
-                    </a:stretch>
-                  </pic:blipFill>
-                  <pic:spPr bwMode="auto">
-                    <a:xfrm>
-                      <a:off x="0" y="0"/>
-                      <a:ext cx="2004060" cy="2400300"/>
-                    </a:xfrm>
-                    <a:prstGeom prst="rect">
-                      <a:avLst/>
-                    </a:prstGeom>
-                    <a:noFill/>
-                    <a:ln>
-                      <a:noFill/>
-                    </a:ln>
-                  </pic:spPr>
-                </pic:pic>
-              </a:graphicData>
-            </a:graphic>
-            <wp14:sizeRelH relativeFrom="page">
-              <wp14:pctWidth>0</wp14:pctWidth>
-            </wp14:sizeRelH>
-            <wp14:sizeRelV relativeFrom="page">
-              <wp14:pctHeight>0</wp14:pctHeight>
-            </wp14:sizeRelV>
-          </wp:anchor>
-        </w:drawing>
-      </w:r>
-      <w:r>
-        <w:rPr>
-          <w:rFonts w:cs="Times New Roman"/>
         </w:rPr>
         <w:br w:type="page"/>
       </w:r>
@@ -17722,7 +17509,7 @@
                     </pic:cNvPicPr>
                   </pic:nvPicPr>
                   <pic:blipFill>
-                    <a:blip r:embed="rId11">
+                    <a:blip r:embed="rId9">
                       <a:extLst>
                         <a:ext uri="{28A0092B-C50C-407E-A947-70E740481C1C}">
                           <a14:useLocalDpi xmlns:a14="http://schemas.microsoft.com/office/drawing/2010/main" val="0"/>
@@ -17787,7 +17574,7 @@
                     </pic:cNvPicPr>
                   </pic:nvPicPr>
                   <pic:blipFill>
-                    <a:blip r:embed="rId12">
+                    <a:blip r:embed="rId10">
                       <a:extLst>
                         <a:ext uri="{28A0092B-C50C-407E-A947-70E740481C1C}">
                           <a14:useLocalDpi xmlns:a14="http://schemas.microsoft.com/office/drawing/2010/main" val="0"/>
@@ -17861,7 +17648,7 @@
                     </pic:cNvPicPr>
                   </pic:nvPicPr>
                   <pic:blipFill>
-                    <a:blip r:embed="rId13">
+                    <a:blip r:embed="rId11">
                       <a:extLst>
                         <a:ext uri="{28A0092B-C50C-407E-A947-70E740481C1C}">
                           <a14:useLocalDpi xmlns:a14="http://schemas.microsoft.com/office/drawing/2010/main" val="0"/>
@@ -17933,7 +17720,6 @@
           <w:color w:val="FFFFFF" w:themeColor="background1"/>
           <w:sz w:val="12"/>
           <w:szCs w:val="12"/>
-          <w:lang w:val="en-US"/>
         </w:rPr>
       </w:pPr>
       <w:r>
@@ -17944,6 +17730,15 @@
           <w:szCs w:val="12"/>
         </w:rPr>
         <w:t>Организация</w:t>
+      </w:r>
+      <w:r>
+        <w:rPr>
+          <w:rFonts w:ascii="Times New Roman" w:hAnsi="Times New Roman" w:cs="Times New Roman"/>
+          <w:color w:val="FFFFFF" w:themeColor="background1"/>
+          <w:sz w:val="12"/>
+          <w:szCs w:val="12"/>
+        </w:rPr>
+        <w:t xml:space="preserve">: {{ </w:t>
       </w:r>
       <w:r>
         <w:rPr>
@@ -17953,7 +17748,16 @@
           <w:szCs w:val="12"/>
           <w:lang w:val="en-US"/>
         </w:rPr>
-        <w:t xml:space="preserve">: {{ </w:t>
+        <w:t>ORG</w:t>
+      </w:r>
+      <w:r>
+        <w:rPr>
+          <w:rFonts w:ascii="Times New Roman" w:hAnsi="Times New Roman" w:cs="Times New Roman"/>
+          <w:color w:val="FFFFFF" w:themeColor="background1"/>
+          <w:sz w:val="12"/>
+          <w:szCs w:val="12"/>
+        </w:rPr>
+        <w:t>_</w:t>
       </w:r>
       <w:r>
         <w:rPr>
@@ -17963,7 +17767,16 @@
           <w:szCs w:val="12"/>
           <w:lang w:val="en-US"/>
         </w:rPr>
-        <w:t>ORG</w:t>
+        <w:t>LEGAL</w:t>
+      </w:r>
+      <w:r>
+        <w:rPr>
+          <w:rFonts w:ascii="Times New Roman" w:hAnsi="Times New Roman" w:cs="Times New Roman"/>
+          <w:color w:val="FFFFFF" w:themeColor="background1"/>
+          <w:sz w:val="12"/>
+          <w:szCs w:val="12"/>
+        </w:rPr>
+        <w:t>_</w:t>
       </w:r>
       <w:r>
         <w:rPr>
@@ -17973,6 +17786,15 @@
           <w:szCs w:val="12"/>
           <w:lang w:val="en-US"/>
         </w:rPr>
+        <w:t>FORM</w:t>
+      </w:r>
+      <w:r>
+        <w:rPr>
+          <w:rFonts w:ascii="Times New Roman" w:hAnsi="Times New Roman" w:cs="Times New Roman"/>
+          <w:color w:val="FFFFFF" w:themeColor="background1"/>
+          <w:sz w:val="12"/>
+          <w:szCs w:val="12"/>
+        </w:rPr>
         <w:t>_</w:t>
       </w:r>
       <w:r>
@@ -17983,7 +17805,16 @@
           <w:szCs w:val="12"/>
           <w:lang w:val="en-US"/>
         </w:rPr>
-        <w:t>LEGAL</w:t>
+        <w:t>SHORT</w:t>
+      </w:r>
+      <w:r>
+        <w:rPr>
+          <w:rFonts w:ascii="Times New Roman" w:hAnsi="Times New Roman" w:cs="Times New Roman"/>
+          <w:color w:val="FFFFFF" w:themeColor="background1"/>
+          <w:sz w:val="12"/>
+          <w:szCs w:val="12"/>
+        </w:rPr>
+        <w:t xml:space="preserve"> }} "{{ </w:t>
       </w:r>
       <w:r>
         <w:rPr>
@@ -17993,6 +17824,15 @@
           <w:szCs w:val="12"/>
           <w:lang w:val="en-US"/>
         </w:rPr>
+        <w:t>ORG</w:t>
+      </w:r>
+      <w:r>
+        <w:rPr>
+          <w:rFonts w:ascii="Times New Roman" w:hAnsi="Times New Roman" w:cs="Times New Roman"/>
+          <w:color w:val="FFFFFF" w:themeColor="background1"/>
+          <w:sz w:val="12"/>
+          <w:szCs w:val="12"/>
+        </w:rPr>
         <w:t>_</w:t>
       </w:r>
       <w:r>
@@ -18003,7 +17843,62 @@
           <w:szCs w:val="12"/>
           <w:lang w:val="en-US"/>
         </w:rPr>
-        <w:t>FORM</w:t>
+        <w:t>NAME</w:t>
+      </w:r>
+      <w:r>
+        <w:rPr>
+          <w:rFonts w:ascii="Times New Roman" w:hAnsi="Times New Roman" w:cs="Times New Roman"/>
+          <w:color w:val="FFFFFF" w:themeColor="background1"/>
+          <w:sz w:val="12"/>
+          <w:szCs w:val="12"/>
+        </w:rPr>
+        <w:t xml:space="preserve"> }}"</w:t>
+      </w:r>
+    </w:p>
+    <w:p>
+      <w:pPr>
+        <w:rPr>
+          <w:rFonts w:ascii="Times New Roman" w:hAnsi="Times New Roman" w:cs="Times New Roman"/>
+          <w:color w:val="FFFFFF" w:themeColor="background1"/>
+          <w:sz w:val="12"/>
+          <w:szCs w:val="12"/>
+        </w:rPr>
+      </w:pPr>
+      <w:r>
+        <w:rPr>
+          <w:rFonts w:ascii="Times New Roman" w:hAnsi="Times New Roman" w:cs="Times New Roman"/>
+          <w:color w:val="FFFFFF" w:themeColor="background1"/>
+          <w:sz w:val="12"/>
+          <w:szCs w:val="12"/>
+        </w:rPr>
+        <w:t>Полное</w:t>
+      </w:r>
+      <w:r>
+        <w:rPr>
+          <w:rFonts w:ascii="Times New Roman" w:hAnsi="Times New Roman" w:cs="Times New Roman"/>
+          <w:color w:val="FFFFFF" w:themeColor="background1"/>
+          <w:sz w:val="12"/>
+          <w:szCs w:val="12"/>
+        </w:rPr>
+        <w:t xml:space="preserve"> </w:t>
+      </w:r>
+      <w:r>
+        <w:rPr>
+          <w:rFonts w:ascii="Times New Roman" w:hAnsi="Times New Roman" w:cs="Times New Roman"/>
+          <w:color w:val="FFFFFF" w:themeColor="background1"/>
+          <w:sz w:val="12"/>
+          <w:szCs w:val="12"/>
+        </w:rPr>
+        <w:t>наименование</w:t>
+      </w:r>
+      <w:r>
+        <w:rPr>
+          <w:rFonts w:ascii="Times New Roman" w:hAnsi="Times New Roman" w:cs="Times New Roman"/>
+          <w:color w:val="FFFFFF" w:themeColor="background1"/>
+          <w:sz w:val="12"/>
+          <w:szCs w:val="12"/>
+        </w:rPr>
+        <w:t xml:space="preserve">: {{ </w:t>
       </w:r>
       <w:r>
         <w:rPr>
@@ -18013,6 +17908,15 @@
           <w:szCs w:val="12"/>
           <w:lang w:val="en-US"/>
         </w:rPr>
+        <w:t>ORG</w:t>
+      </w:r>
+      <w:r>
+        <w:rPr>
+          <w:rFonts w:ascii="Times New Roman" w:hAnsi="Times New Roman" w:cs="Times New Roman"/>
+          <w:color w:val="FFFFFF" w:themeColor="background1"/>
+          <w:sz w:val="12"/>
+          <w:szCs w:val="12"/>
+        </w:rPr>
         <w:t>_</w:t>
       </w:r>
       <w:r>
@@ -18023,7 +17927,16 @@
           <w:szCs w:val="12"/>
           <w:lang w:val="en-US"/>
         </w:rPr>
-        <w:t>SHORT</w:t>
+        <w:t>LEGAL</w:t>
+      </w:r>
+      <w:r>
+        <w:rPr>
+          <w:rFonts w:ascii="Times New Roman" w:hAnsi="Times New Roman" w:cs="Times New Roman"/>
+          <w:color w:val="FFFFFF" w:themeColor="background1"/>
+          <w:sz w:val="12"/>
+          <w:szCs w:val="12"/>
+        </w:rPr>
+        <w:t>_</w:t>
       </w:r>
       <w:r>
         <w:rPr>
@@ -18033,6 +17946,15 @@
           <w:szCs w:val="12"/>
           <w:lang w:val="en-US"/>
         </w:rPr>
+        <w:t>FORM</w:t>
+      </w:r>
+      <w:r>
+        <w:rPr>
+          <w:rFonts w:ascii="Times New Roman" w:hAnsi="Times New Roman" w:cs="Times New Roman"/>
+          <w:color w:val="FFFFFF" w:themeColor="background1"/>
+          <w:sz w:val="12"/>
+          <w:szCs w:val="12"/>
+        </w:rPr>
         <w:t xml:space="preserve"> }} "{{ </w:t>
       </w:r>
       <w:r>
@@ -18051,7 +17973,6 @@
           <w:color w:val="FFFFFF" w:themeColor="background1"/>
           <w:sz w:val="12"/>
           <w:szCs w:val="12"/>
-          <w:lang w:val="en-US"/>
         </w:rPr>
         <w:t>_</w:t>
       </w:r>
@@ -18071,9 +17992,103 @@
           <w:color w:val="FFFFFF" w:themeColor="background1"/>
           <w:sz w:val="12"/>
           <w:szCs w:val="12"/>
-          <w:lang w:val="en-US"/>
         </w:rPr>
         <w:t xml:space="preserve"> }}"</w:t>
+      </w:r>
+    </w:p>
+    <w:p>
+      <w:pPr>
+        <w:rPr>
+          <w:rFonts w:ascii="Times New Roman" w:hAnsi="Times New Roman" w:cs="Times New Roman"/>
+          <w:color w:val="FFFFFF" w:themeColor="background1"/>
+          <w:sz w:val="12"/>
+          <w:szCs w:val="12"/>
+        </w:rPr>
+      </w:pPr>
+      <w:r>
+        <w:rPr>
+          <w:rFonts w:ascii="Times New Roman" w:hAnsi="Times New Roman" w:cs="Times New Roman"/>
+          <w:color w:val="FFFFFF" w:themeColor="background1"/>
+          <w:sz w:val="12"/>
+          <w:szCs w:val="12"/>
+        </w:rPr>
+        <w:t>Вышестоящая организация: {{ OPO_SUPERIOR_ORG }}</w:t>
+      </w:r>
+    </w:p>
+    <w:p>
+      <w:pPr>
+        <w:rPr>
+          <w:rFonts w:ascii="Times New Roman" w:hAnsi="Times New Roman" w:cs="Times New Roman"/>
+          <w:color w:val="FFFFFF" w:themeColor="background1"/>
+          <w:sz w:val="12"/>
+          <w:szCs w:val="12"/>
+        </w:rPr>
+      </w:pPr>
+      <w:r>
+        <w:rPr>
+          <w:rFonts w:ascii="Times New Roman" w:hAnsi="Times New Roman" w:cs="Times New Roman"/>
+          <w:color w:val="FFFFFF" w:themeColor="background1"/>
+          <w:sz w:val="12"/>
+          <w:szCs w:val="12"/>
+        </w:rPr>
+        <w:t>ИНН / ОГРН: {{ ORG_INN }} / {{ ORG_OGRN }}</w:t>
+      </w:r>
+    </w:p>
+    <w:p>
+      <w:pPr>
+        <w:rPr>
+          <w:rFonts w:ascii="Times New Roman" w:hAnsi="Times New Roman" w:cs="Times New Roman"/>
+          <w:color w:val="FFFFFF" w:themeColor="background1"/>
+          <w:sz w:val="12"/>
+          <w:szCs w:val="12"/>
+        </w:rPr>
+      </w:pPr>
+      <w:r>
+        <w:rPr>
+          <w:rFonts w:ascii="Times New Roman" w:hAnsi="Times New Roman" w:cs="Times New Roman"/>
+          <w:color w:val="FFFFFF" w:themeColor="background1"/>
+          <w:sz w:val="12"/>
+          <w:szCs w:val="12"/>
+        </w:rPr>
+        <w:t>Почтовый адрес: {{ ORG_ADDRESS }}</w:t>
+      </w:r>
+    </w:p>
+    <w:p>
+      <w:pPr>
+        <w:rPr>
+          <w:rFonts w:ascii="Times New Roman" w:hAnsi="Times New Roman" w:cs="Times New Roman"/>
+          <w:color w:val="FFFFFF" w:themeColor="background1"/>
+          <w:sz w:val="12"/>
+          <w:szCs w:val="12"/>
+        </w:rPr>
+      </w:pPr>
+      <w:r>
+        <w:rPr>
+          <w:rFonts w:ascii="Times New Roman" w:hAnsi="Times New Roman" w:cs="Times New Roman"/>
+          <w:color w:val="FFFFFF" w:themeColor="background1"/>
+          <w:sz w:val="12"/>
+          <w:szCs w:val="12"/>
+        </w:rPr>
+        <w:t>Телефон / E-mail: {{ ORG_PHONE }} / {{ ORG_EMAIL }}</w:t>
+      </w:r>
+    </w:p>
+    <w:p>
+      <w:pPr>
+        <w:rPr>
+          <w:rFonts w:ascii="Times New Roman" w:hAnsi="Times New Roman" w:cs="Times New Roman"/>
+          <w:color w:val="FFFFFF" w:themeColor="background1"/>
+          <w:sz w:val="12"/>
+          <w:szCs w:val="12"/>
+        </w:rPr>
+      </w:pPr>
+      <w:r>
+        <w:rPr>
+          <w:rFonts w:ascii="Times New Roman" w:hAnsi="Times New Roman" w:cs="Times New Roman"/>
+          <w:color w:val="FFFFFF" w:themeColor="background1"/>
+          <w:sz w:val="12"/>
+          <w:szCs w:val="12"/>
+        </w:rPr>
+        <w:t>Руководитель, утвердивший декларацию (должность): {{ DECLARATION_APPROVER }}</w:t>
       </w:r>
     </w:p>
     <w:p>
@@ -18093,7 +18108,7 @@
           <w:sz w:val="12"/>
           <w:szCs w:val="12"/>
         </w:rPr>
-        <w:t>Полное</w:t>
+        <w:t>Ф</w:t>
       </w:r>
       <w:r>
         <w:rPr>
@@ -18103,7 +18118,7 @@
           <w:szCs w:val="12"/>
           <w:lang w:val="en-US"/>
         </w:rPr>
-        <w:t xml:space="preserve"> </w:t>
+        <w:t>.</w:t>
       </w:r>
       <w:r>
         <w:rPr>
@@ -18112,7 +18127,7 @@
           <w:sz w:val="12"/>
           <w:szCs w:val="12"/>
         </w:rPr>
-        <w:t>наименование</w:t>
+        <w:t>И</w:t>
       </w:r>
       <w:r>
         <w:rPr>
@@ -18122,7 +18137,16 @@
           <w:szCs w:val="12"/>
           <w:lang w:val="en-US"/>
         </w:rPr>
-        <w:t xml:space="preserve">: {{ </w:t>
+        <w:t>.</w:t>
+      </w:r>
+      <w:r>
+        <w:rPr>
+          <w:rFonts w:ascii="Times New Roman" w:hAnsi="Times New Roman" w:cs="Times New Roman"/>
+          <w:color w:val="FFFFFF" w:themeColor="background1"/>
+          <w:sz w:val="12"/>
+          <w:szCs w:val="12"/>
+        </w:rPr>
+        <w:t>О</w:t>
       </w:r>
       <w:r>
         <w:rPr>
@@ -18132,7 +18156,16 @@
           <w:szCs w:val="12"/>
           <w:lang w:val="en-US"/>
         </w:rPr>
-        <w:t>ORG</w:t>
+        <w:t xml:space="preserve">. </w:t>
+      </w:r>
+      <w:r>
+        <w:rPr>
+          <w:rFonts w:ascii="Times New Roman" w:hAnsi="Times New Roman" w:cs="Times New Roman"/>
+          <w:color w:val="FFFFFF" w:themeColor="background1"/>
+          <w:sz w:val="12"/>
+          <w:szCs w:val="12"/>
+        </w:rPr>
+        <w:t>руководителя</w:t>
       </w:r>
       <w:r>
         <w:rPr>
@@ -18142,7 +18175,495 @@
           <w:szCs w:val="12"/>
           <w:lang w:val="en-US"/>
         </w:rPr>
-        <w:t>_</w:t>
+        <w:t>: {{ DECLARATION_APPROVER_FIO }}</w:t>
+      </w:r>
+    </w:p>
+    <w:p>
+      <w:pPr>
+        <w:rPr>
+          <w:rFonts w:ascii="Times New Roman" w:hAnsi="Times New Roman" w:cs="Times New Roman"/>
+          <w:color w:val="FFFFFF" w:themeColor="background1"/>
+          <w:sz w:val="12"/>
+          <w:szCs w:val="12"/>
+        </w:rPr>
+      </w:pPr>
+      <w:r>
+        <w:rPr>
+          <w:rFonts w:ascii="Times New Roman" w:hAnsi="Times New Roman" w:cs="Times New Roman"/>
+          <w:color w:val="FFFFFF" w:themeColor="background1"/>
+          <w:sz w:val="12"/>
+          <w:szCs w:val="12"/>
+        </w:rPr>
+        <w:t>Дата утверждения декларации: {{ DECLARATION_DATE }}</w:t>
+      </w:r>
+    </w:p>
+    <w:p>
+      <w:pPr>
+        <w:rPr>
+          <w:rFonts w:ascii="Times New Roman" w:hAnsi="Times New Roman" w:cs="Times New Roman"/>
+          <w:color w:val="FFFFFF" w:themeColor="background1"/>
+          <w:sz w:val="12"/>
+          <w:szCs w:val="12"/>
+        </w:rPr>
+      </w:pPr>
+      <w:r>
+        <w:rPr>
+          <w:rFonts w:ascii="Times New Roman" w:hAnsi="Times New Roman" w:cs="Times New Roman"/>
+          <w:b/>
+          <w:color w:val="FFFFFF" w:themeColor="background1"/>
+          <w:sz w:val="12"/>
+          <w:szCs w:val="12"/>
+        </w:rPr>
+        <w:t>2. Сведения об экспертизе</w:t>
+      </w:r>
+    </w:p>
+    <w:p>
+      <w:pPr>
+        <w:rPr>
+          <w:rFonts w:ascii="Times New Roman" w:hAnsi="Times New Roman" w:cs="Times New Roman"/>
+          <w:color w:val="FFFFFF" w:themeColor="background1"/>
+          <w:sz w:val="12"/>
+          <w:szCs w:val="12"/>
+        </w:rPr>
+      </w:pPr>
+      <w:r>
+        <w:rPr>
+          <w:rFonts w:ascii="Times New Roman" w:hAnsi="Times New Roman" w:cs="Times New Roman"/>
+          <w:color w:val="FFFFFF" w:themeColor="background1"/>
+          <w:sz w:val="12"/>
+          <w:szCs w:val="12"/>
+        </w:rPr>
+        <w:t>Экспертиза № / дата / год: {{ EXP_NUMBER }} / {{ EXP_DATE }} / {{ EXP_YEAR }}</w:t>
+      </w:r>
+    </w:p>
+    <w:p>
+      <w:pPr>
+        <w:rPr>
+          <w:rFonts w:ascii="Times New Roman" w:hAnsi="Times New Roman" w:cs="Times New Roman"/>
+          <w:color w:val="FFFFFF" w:themeColor="background1"/>
+          <w:sz w:val="12"/>
+          <w:szCs w:val="12"/>
+        </w:rPr>
+      </w:pPr>
+      <w:r>
+        <w:rPr>
+          <w:rFonts w:ascii="Times New Roman" w:hAnsi="Times New Roman" w:cs="Times New Roman"/>
+          <w:color w:val="FFFFFF" w:themeColor="background1"/>
+          <w:sz w:val="12"/>
+          <w:szCs w:val="12"/>
+        </w:rPr>
+        <w:t>Дата приказа на эксперта: {{ ORDER_DATE }}</w:t>
+      </w:r>
+    </w:p>
+    <w:p>
+      <w:pPr>
+        <w:rPr>
+          <w:rFonts w:ascii="Times New Roman" w:hAnsi="Times New Roman" w:cs="Times New Roman"/>
+          <w:color w:val="FFFFFF" w:themeColor="background1"/>
+          <w:sz w:val="12"/>
+          <w:szCs w:val="12"/>
+        </w:rPr>
+      </w:pPr>
+      <w:r>
+        <w:rPr>
+          <w:rFonts w:ascii="Times New Roman" w:hAnsi="Times New Roman" w:cs="Times New Roman"/>
+          <w:b/>
+          <w:color w:val="FFFFFF" w:themeColor="background1"/>
+          <w:sz w:val="12"/>
+          <w:szCs w:val="12"/>
+        </w:rPr>
+        <w:t>3. Сведения об ОПО</w:t>
+      </w:r>
+    </w:p>
+    <w:p>
+      <w:pPr>
+        <w:rPr>
+          <w:rFonts w:ascii="Times New Roman" w:hAnsi="Times New Roman" w:cs="Times New Roman"/>
+          <w:color w:val="FFFFFF" w:themeColor="background1"/>
+          <w:sz w:val="12"/>
+          <w:szCs w:val="12"/>
+        </w:rPr>
+      </w:pPr>
+      <w:r>
+        <w:rPr>
+          <w:rFonts w:ascii="Times New Roman" w:hAnsi="Times New Roman" w:cs="Times New Roman"/>
+          <w:color w:val="FFFFFF" w:themeColor="background1"/>
+          <w:sz w:val="12"/>
+          <w:szCs w:val="12"/>
+        </w:rPr>
+        <w:t>Наименование ОПО: {{ OPO_NAME }}</w:t>
+      </w:r>
+    </w:p>
+    <w:p>
+      <w:pPr>
+        <w:rPr>
+          <w:rFonts w:ascii="Times New Roman" w:hAnsi="Times New Roman" w:cs="Times New Roman"/>
+          <w:color w:val="FFFFFF" w:themeColor="background1"/>
+          <w:sz w:val="12"/>
+          <w:szCs w:val="12"/>
+        </w:rPr>
+      </w:pPr>
+      <w:r>
+        <w:rPr>
+          <w:rFonts w:ascii="Times New Roman" w:hAnsi="Times New Roman" w:cs="Times New Roman"/>
+          <w:color w:val="FFFFFF" w:themeColor="background1"/>
+          <w:sz w:val="12"/>
+          <w:szCs w:val="12"/>
+        </w:rPr>
+        <w:t xml:space="preserve">Регистрационный № </w:t>
+      </w:r>
+      <w:r>
+        <w:rPr>
+          <w:rFonts w:ascii="Times New Roman" w:hAnsi="Times New Roman" w:cs="Times New Roman"/>
+          <w:color w:val="FFFFFF" w:themeColor="background1"/>
+          <w:sz w:val="12"/>
+          <w:szCs w:val="12"/>
+        </w:rPr>
+        <w:t>ОПО</w:t>
+      </w:r>
+      <w:r>
+        <w:rPr>
+          <w:rFonts w:ascii="Times New Roman" w:hAnsi="Times New Roman" w:cs="Times New Roman"/>
+          <w:color w:val="FFFFFF" w:themeColor="background1"/>
+          <w:sz w:val="12"/>
+          <w:szCs w:val="12"/>
+        </w:rPr>
+        <w:t>: {{ REG_NUMBER }}</w:t>
+      </w:r>
+    </w:p>
+    <w:p>
+      <w:pPr>
+        <w:rPr>
+          <w:rFonts w:ascii="Times New Roman" w:hAnsi="Times New Roman" w:cs="Times New Roman"/>
+          <w:color w:val="FFFFFF" w:themeColor="background1"/>
+          <w:sz w:val="12"/>
+          <w:szCs w:val="12"/>
+        </w:rPr>
+      </w:pPr>
+      <w:r>
+        <w:rPr>
+          <w:rFonts w:ascii="Times New Roman" w:hAnsi="Times New Roman" w:cs="Times New Roman"/>
+          <w:color w:val="FFFFFF" w:themeColor="background1"/>
+          <w:sz w:val="12"/>
+          <w:szCs w:val="12"/>
+        </w:rPr>
+        <w:t>Адрес ОПО: {{ OPO_ADDRESS }}</w:t>
+      </w:r>
+    </w:p>
+    <w:p>
+      <w:pPr>
+        <w:rPr>
+          <w:rFonts w:ascii="Times New Roman" w:hAnsi="Times New Roman" w:cs="Times New Roman"/>
+          <w:color w:val="FFFFFF" w:themeColor="background1"/>
+          <w:sz w:val="12"/>
+          <w:szCs w:val="12"/>
+        </w:rPr>
+      </w:pPr>
+      <w:r>
+        <w:rPr>
+          <w:rFonts w:ascii="Times New Roman" w:hAnsi="Times New Roman" w:cs="Times New Roman"/>
+          <w:color w:val="FFFFFF" w:themeColor="background1"/>
+          <w:sz w:val="12"/>
+          <w:szCs w:val="12"/>
+        </w:rPr>
+        <w:t>Класс опасности ОПО: {{ OPO_CLASS }}</w:t>
+      </w:r>
+    </w:p>
+    <w:p>
+      <w:pPr>
+        <w:rPr>
+          <w:rFonts w:ascii="Times New Roman" w:hAnsi="Times New Roman" w:cs="Times New Roman"/>
+          <w:color w:val="FFFFFF" w:themeColor="background1"/>
+          <w:sz w:val="12"/>
+          <w:szCs w:val="12"/>
+        </w:rPr>
+      </w:pPr>
+      <w:r>
+        <w:rPr>
+          <w:rFonts w:ascii="Times New Roman" w:hAnsi="Times New Roman" w:cs="Times New Roman"/>
+          <w:color w:val="FFFFFF" w:themeColor="background1"/>
+          <w:sz w:val="12"/>
+          <w:szCs w:val="12"/>
+        </w:rPr>
+        <w:t>Состав ОПО: {{ OPO_COMPONENTS }}</w:t>
+      </w:r>
+    </w:p>
+    <w:p>
+      <w:pPr>
+        <w:rPr>
+          <w:rFonts w:ascii="Times New Roman" w:hAnsi="Times New Roman" w:cs="Times New Roman"/>
+          <w:color w:val="FFFFFF" w:themeColor="background1"/>
+          <w:sz w:val="12"/>
+          <w:szCs w:val="12"/>
+        </w:rPr>
+      </w:pPr>
+      <w:r>
+        <w:rPr>
+          <w:rFonts w:ascii="Times New Roman" w:hAnsi="Times New Roman" w:cs="Times New Roman"/>
+          <w:color w:val="FFFFFF" w:themeColor="background1"/>
+          <w:sz w:val="12"/>
+          <w:szCs w:val="12"/>
+        </w:rPr>
+        <w:t>Размер СЗЗ: {{ OPO_SANZONE }}</w:t>
+      </w:r>
+    </w:p>
+    <w:p>
+      <w:pPr>
+        <w:rPr>
+          <w:rFonts w:ascii="Times New Roman" w:hAnsi="Times New Roman" w:cs="Times New Roman"/>
+          <w:color w:val="FFFFFF" w:themeColor="background1"/>
+          <w:sz w:val="12"/>
+          <w:szCs w:val="12"/>
+        </w:rPr>
+      </w:pPr>
+      <w:r>
+        <w:rPr>
+          <w:rFonts w:ascii="Times New Roman" w:hAnsi="Times New Roman" w:cs="Times New Roman"/>
+          <w:color w:val="FFFFFF" w:themeColor="background1"/>
+          <w:sz w:val="12"/>
+          <w:szCs w:val="12"/>
+        </w:rPr>
+        <w:t>Краткое описание ОПО: {{ OPO_DESCRIPTION }}</w:t>
+      </w:r>
+    </w:p>
+    <w:p>
+      <w:pPr>
+        <w:rPr>
+          <w:rFonts w:ascii="Times New Roman" w:hAnsi="Times New Roman" w:cs="Times New Roman"/>
+          <w:color w:val="FFFFFF" w:themeColor="background1"/>
+          <w:sz w:val="12"/>
+          <w:szCs w:val="12"/>
+        </w:rPr>
+      </w:pPr>
+      <w:r>
+        <w:rPr>
+          <w:rFonts w:ascii="Times New Roman" w:hAnsi="Times New Roman" w:cs="Times New Roman"/>
+          <w:b/>
+          <w:color w:val="FFFFFF" w:themeColor="background1"/>
+          <w:sz w:val="12"/>
+          <w:szCs w:val="12"/>
+        </w:rPr>
+        <w:t>4. Лицензии и резервы</w:t>
+      </w:r>
+    </w:p>
+    <w:p>
+      <w:pPr>
+        <w:rPr>
+          <w:rFonts w:ascii="Times New Roman" w:hAnsi="Times New Roman" w:cs="Times New Roman"/>
+          <w:color w:val="FFFFFF" w:themeColor="background1"/>
+          <w:sz w:val="12"/>
+          <w:szCs w:val="12"/>
+        </w:rPr>
+      </w:pPr>
+      <w:r>
+        <w:rPr>
+          <w:rFonts w:ascii="Times New Roman" w:hAnsi="Times New Roman" w:cs="Times New Roman"/>
+          <w:color w:val="FFFFFF" w:themeColor="background1"/>
+          <w:sz w:val="12"/>
+          <w:szCs w:val="12"/>
+        </w:rPr>
+        <w:t>Номер лицензии: {{ LICENSE_NUMBER }}</w:t>
+      </w:r>
+    </w:p>
+    <w:p>
+      <w:pPr>
+        <w:rPr>
+          <w:rFonts w:ascii="Times New Roman" w:hAnsi="Times New Roman" w:cs="Times New Roman"/>
+          <w:color w:val="FFFFFF" w:themeColor="background1"/>
+          <w:sz w:val="12"/>
+          <w:szCs w:val="12"/>
+        </w:rPr>
+      </w:pPr>
+      <w:r>
+        <w:rPr>
+          <w:rFonts w:ascii="Times New Roman" w:hAnsi="Times New Roman" w:cs="Times New Roman"/>
+          <w:color w:val="FFFFFF" w:themeColor="background1"/>
+          <w:sz w:val="12"/>
+          <w:szCs w:val="12"/>
+        </w:rPr>
+        <w:t>Приказ о материальных резервах: {{ ORDER_MAT_RESERVES }}</w:t>
+      </w:r>
+    </w:p>
+    <w:p>
+      <w:pPr>
+        <w:rPr>
+          <w:rFonts w:ascii="Times New Roman" w:hAnsi="Times New Roman" w:cs="Times New Roman"/>
+          <w:color w:val="FFFFFF" w:themeColor="background1"/>
+          <w:sz w:val="12"/>
+          <w:szCs w:val="12"/>
+        </w:rPr>
+      </w:pPr>
+      <w:r>
+        <w:rPr>
+          <w:rFonts w:ascii="Times New Roman" w:hAnsi="Times New Roman" w:cs="Times New Roman"/>
+          <w:color w:val="FFFFFF" w:themeColor="background1"/>
+          <w:sz w:val="12"/>
+          <w:szCs w:val="12"/>
+        </w:rPr>
+        <w:t>Приказ о финансовых резервах: {{ ORDER_FIN_RESERVES }}</w:t>
+      </w:r>
+    </w:p>
+    <w:p>
+      <w:pPr>
+        <w:rPr>
+          <w:rFonts w:ascii="Times New Roman" w:hAnsi="Times New Roman" w:cs="Times New Roman"/>
+          <w:color w:val="FFFFFF" w:themeColor="background1"/>
+          <w:sz w:val="12"/>
+          <w:szCs w:val="12"/>
+        </w:rPr>
+      </w:pPr>
+      <w:r>
+        <w:rPr>
+          <w:rFonts w:ascii="Times New Roman" w:hAnsi="Times New Roman" w:cs="Times New Roman"/>
+          <w:color w:val="FFFFFF" w:themeColor="background1"/>
+          <w:sz w:val="12"/>
+          <w:szCs w:val="12"/>
+        </w:rPr>
+        <w:t>Приказ о создании НАСФ: {{ ORDER_NASF }}</w:t>
+      </w:r>
+    </w:p>
+    <w:p>
+      <w:pPr>
+        <w:rPr>
+          <w:rFonts w:ascii="Times New Roman" w:hAnsi="Times New Roman" w:cs="Times New Roman"/>
+          <w:color w:val="FFFFFF" w:themeColor="background1"/>
+          <w:sz w:val="12"/>
+          <w:szCs w:val="12"/>
+        </w:rPr>
+      </w:pPr>
+      <w:r>
+        <w:rPr>
+          <w:rFonts w:ascii="Times New Roman" w:hAnsi="Times New Roman" w:cs="Times New Roman"/>
+          <w:b/>
+          <w:color w:val="FFFFFF" w:themeColor="background1"/>
+          <w:sz w:val="12"/>
+          <w:szCs w:val="12"/>
+        </w:rPr>
+        <w:t>5. Объемы документов и представленные материалы</w:t>
+      </w:r>
+    </w:p>
+    <w:p>
+      <w:pPr>
+        <w:rPr>
+          <w:rFonts w:ascii="Times New Roman" w:hAnsi="Times New Roman" w:cs="Times New Roman"/>
+          <w:color w:val="FFFFFF" w:themeColor="background1"/>
+          <w:sz w:val="12"/>
+          <w:szCs w:val="12"/>
+        </w:rPr>
+      </w:pPr>
+      <w:r>
+        <w:rPr>
+          <w:rFonts w:ascii="Times New Roman" w:hAnsi="Times New Roman" w:cs="Times New Roman"/>
+          <w:color w:val="FFFFFF" w:themeColor="background1"/>
+          <w:sz w:val="12"/>
+          <w:szCs w:val="12"/>
+        </w:rPr>
+        <w:t>Объем декларации, листов: {{ DECLARATION_VOLUME }}</w:t>
+      </w:r>
+    </w:p>
+    <w:p>
+      <w:pPr>
+        <w:rPr>
+          <w:rFonts w:ascii="Times New Roman" w:hAnsi="Times New Roman" w:cs="Times New Roman"/>
+          <w:color w:val="FFFFFF" w:themeColor="background1"/>
+          <w:sz w:val="12"/>
+          <w:szCs w:val="12"/>
+        </w:rPr>
+      </w:pPr>
+      <w:r>
+        <w:rPr>
+          <w:rFonts w:ascii="Times New Roman" w:hAnsi="Times New Roman" w:cs="Times New Roman"/>
+          <w:color w:val="FFFFFF" w:themeColor="background1"/>
+          <w:sz w:val="12"/>
+          <w:szCs w:val="12"/>
+        </w:rPr>
+        <w:t>Объем РПЗ, листов: {{ RPZ_VOLUME }}</w:t>
+      </w:r>
+    </w:p>
+    <w:p>
+      <w:pPr>
+        <w:rPr>
+          <w:rFonts w:ascii="Times New Roman" w:hAnsi="Times New Roman" w:cs="Times New Roman"/>
+          <w:color w:val="FFFFFF" w:themeColor="background1"/>
+          <w:sz w:val="12"/>
+          <w:szCs w:val="12"/>
+        </w:rPr>
+      </w:pPr>
+      <w:r>
+        <w:rPr>
+          <w:rFonts w:ascii="Times New Roman" w:hAnsi="Times New Roman" w:cs="Times New Roman"/>
+          <w:color w:val="FFFFFF" w:themeColor="background1"/>
+          <w:sz w:val="12"/>
+          <w:szCs w:val="12"/>
+        </w:rPr>
+        <w:t>Объем ИФЛ, листов: {{ IFL_VOLUME }}</w:t>
+      </w:r>
+    </w:p>
+    <w:p>
+      <w:pPr>
+        <w:rPr>
+          <w:rFonts w:ascii="Times New Roman" w:hAnsi="Times New Roman" w:cs="Times New Roman"/>
+          <w:color w:val="FFFFFF" w:themeColor="background1"/>
+          <w:sz w:val="12"/>
+          <w:szCs w:val="12"/>
+        </w:rPr>
+      </w:pPr>
+      <w:r>
+        <w:rPr>
+          <w:rFonts w:ascii="Times New Roman" w:hAnsi="Times New Roman" w:cs="Times New Roman"/>
+          <w:color w:val="FFFFFF" w:themeColor="background1"/>
+          <w:sz w:val="12"/>
+          <w:szCs w:val="12"/>
+        </w:rPr>
+        <w:t>Документы, представленные при экспертизе: {{ DOCS_SUBMITTED }}</w:t>
+      </w:r>
+    </w:p>
+    <w:p>
+      <w:pPr>
+        <w:rPr>
+          <w:rFonts w:ascii="Times New Roman" w:hAnsi="Times New Roman" w:cs="Times New Roman"/>
+          <w:color w:val="FFFFFF" w:themeColor="background1"/>
+          <w:sz w:val="12"/>
+          <w:szCs w:val="12"/>
+        </w:rPr>
+      </w:pPr>
+      <w:r>
+        <w:rPr>
+          <w:rFonts w:ascii="Times New Roman" w:hAnsi="Times New Roman" w:cs="Times New Roman"/>
+          <w:b/>
+          <w:color w:val="FFFFFF" w:themeColor="background1"/>
+          <w:sz w:val="12"/>
+          <w:szCs w:val="12"/>
+        </w:rPr>
+        <w:t>6. Разработчик декларации</w:t>
+      </w:r>
+    </w:p>
+    <w:p>
+      <w:pPr>
+        <w:rPr>
+          <w:rFonts w:ascii="Times New Roman" w:hAnsi="Times New Roman" w:cs="Times New Roman"/>
+          <w:color w:val="FFFFFF" w:themeColor="background1"/>
+          <w:sz w:val="12"/>
+          <w:szCs w:val="12"/>
+        </w:rPr>
+      </w:pPr>
+      <w:r>
+        <w:rPr>
+          <w:rFonts w:ascii="Times New Roman" w:hAnsi="Times New Roman" w:cs="Times New Roman"/>
+          <w:color w:val="FFFFFF" w:themeColor="background1"/>
+          <w:sz w:val="12"/>
+          <w:szCs w:val="12"/>
+        </w:rPr>
+        <w:t>Разработчик</w:t>
+      </w:r>
+      <w:r>
+        <w:rPr>
+          <w:rFonts w:ascii="Times New Roman" w:hAnsi="Times New Roman" w:cs="Times New Roman"/>
+          <w:color w:val="FFFFFF" w:themeColor="background1"/>
+          <w:sz w:val="12"/>
+          <w:szCs w:val="12"/>
+        </w:rPr>
+        <w:t xml:space="preserve">: {{ </w:t>
       </w:r>
       <w:r>
         <w:rPr>
@@ -18152,7 +18673,16 @@
           <w:szCs w:val="12"/>
           <w:lang w:val="en-US"/>
         </w:rPr>
-        <w:t>LEGAL</w:t>
+        <w:t>DECLARATION</w:t>
+      </w:r>
+      <w:r>
+        <w:rPr>
+          <w:rFonts w:ascii="Times New Roman" w:hAnsi="Times New Roman" w:cs="Times New Roman"/>
+          <w:color w:val="FFFFFF" w:themeColor="background1"/>
+          <w:sz w:val="12"/>
+          <w:szCs w:val="12"/>
+        </w:rPr>
+        <w:t>_</w:t>
       </w:r>
       <w:r>
         <w:rPr>
@@ -18162,9 +18692,20 @@
           <w:szCs w:val="12"/>
           <w:lang w:val="en-US"/>
         </w:rPr>
-        <w:t>_</w:t>
-      </w:r>
-      <w:r>
+        <w:t>DEVELOPER</w:t>
+      </w:r>
+      <w:r>
+        <w:rPr>
+          <w:rFonts w:ascii="Times New Roman" w:hAnsi="Times New Roman" w:cs="Times New Roman"/>
+          <w:color w:val="FFFFFF" w:themeColor="background1"/>
+          <w:sz w:val="12"/>
+          <w:szCs w:val="12"/>
+        </w:rPr>
+        <w:t xml:space="preserve"> }}</w:t>
+      </w:r>
+    </w:p>
+    <w:p>
+      <w:pPr>
         <w:rPr>
           <w:rFonts w:ascii="Times New Roman" w:hAnsi="Times New Roman" w:cs="Times New Roman"/>
           <w:color w:val="FFFFFF" w:themeColor="background1"/>
@@ -18172,7 +18713,15 @@
           <w:szCs w:val="12"/>
           <w:lang w:val="en-US"/>
         </w:rPr>
-        <w:t>FORM</w:t>
+      </w:pPr>
+      <w:r>
+        <w:rPr>
+          <w:rFonts w:ascii="Times New Roman" w:hAnsi="Times New Roman" w:cs="Times New Roman"/>
+          <w:color w:val="FFFFFF" w:themeColor="background1"/>
+          <w:sz w:val="12"/>
+          <w:szCs w:val="12"/>
+        </w:rPr>
+        <w:t>Адрес</w:t>
       </w:r>
       <w:r>
         <w:rPr>
@@ -18182,9 +18731,11 @@
           <w:szCs w:val="12"/>
           <w:lang w:val="en-US"/>
         </w:rPr>
-        <w:t xml:space="preserve"> }} "{{ </w:t>
-      </w:r>
-      <w:r>
+        <w:t>: {{ DECLARATION_DEVELOPER_ADDRESS }}</w:t>
+      </w:r>
+    </w:p>
+    <w:p>
+      <w:pPr>
         <w:rPr>
           <w:rFonts w:ascii="Times New Roman" w:hAnsi="Times New Roman" w:cs="Times New Roman"/>
           <w:color w:val="FFFFFF" w:themeColor="background1"/>
@@ -18192,7 +18743,15 @@
           <w:szCs w:val="12"/>
           <w:lang w:val="en-US"/>
         </w:rPr>
-        <w:t>ORG</w:t>
+      </w:pPr>
+      <w:r>
+        <w:rPr>
+          <w:rFonts w:ascii="Times New Roman" w:hAnsi="Times New Roman" w:cs="Times New Roman"/>
+          <w:color w:val="FFFFFF" w:themeColor="background1"/>
+          <w:sz w:val="12"/>
+          <w:szCs w:val="12"/>
+        </w:rPr>
+        <w:t>Телефон</w:t>
       </w:r>
       <w:r>
         <w:rPr>
@@ -18202,9 +18761,11 @@
           <w:szCs w:val="12"/>
           <w:lang w:val="en-US"/>
         </w:rPr>
-        <w:t>_</w:t>
-      </w:r>
-      <w:r>
+        <w:t xml:space="preserve"> / E-mail: {{ DECLARATION_DEVELOPER_PHONE }} / {{ DECLARATION_DEVELOPER_EMAIL }}</w:t>
+      </w:r>
+    </w:p>
+    <w:p>
+      <w:pPr>
         <w:rPr>
           <w:rFonts w:ascii="Times New Roman" w:hAnsi="Times New Roman" w:cs="Times New Roman"/>
           <w:color w:val="FFFFFF" w:themeColor="background1"/>
@@ -18212,7 +18773,83 @@
           <w:szCs w:val="12"/>
           <w:lang w:val="en-US"/>
         </w:rPr>
-        <w:t>NAME</w:t>
+      </w:pPr>
+    </w:p>
+    <w:p>
+      <w:pPr>
+        <w:rPr>
+          <w:rFonts w:ascii="Times New Roman" w:hAnsi="Times New Roman" w:cs="Times New Roman"/>
+          <w:color w:val="FFFFFF" w:themeColor="background1"/>
+          <w:sz w:val="12"/>
+          <w:szCs w:val="12"/>
+        </w:rPr>
+      </w:pPr>
+      <w:r>
+        <w:rPr>
+          <w:rFonts w:ascii="Times New Roman" w:hAnsi="Times New Roman" w:cs="Times New Roman"/>
+          <w:b/>
+          <w:color w:val="FFFFFF" w:themeColor="background1"/>
+          <w:sz w:val="12"/>
+          <w:szCs w:val="12"/>
+        </w:rPr>
+        <w:t>7. Сведения о НАСФ, ПАСФ и ПЧ</w:t>
+      </w:r>
+    </w:p>
+    <w:p>
+      <w:pPr>
+        <w:rPr>
+          <w:rFonts w:ascii="Times New Roman" w:hAnsi="Times New Roman" w:cs="Times New Roman"/>
+          <w:color w:val="FFFFFF" w:themeColor="background1"/>
+          <w:sz w:val="12"/>
+          <w:szCs w:val="12"/>
+        </w:rPr>
+      </w:pPr>
+      <w:r>
+        <w:rPr>
+          <w:rFonts w:ascii="Times New Roman" w:hAnsi="Times New Roman" w:cs="Times New Roman"/>
+          <w:color w:val="FFFFFF" w:themeColor="background1"/>
+          <w:sz w:val="12"/>
+          <w:szCs w:val="12"/>
+        </w:rPr>
+        <w:t>Свидетельство НАСФ: {{ NASF_CERTIFICATE }}</w:t>
+      </w:r>
+    </w:p>
+    <w:p>
+      <w:pPr>
+        <w:rPr>
+          <w:rFonts w:ascii="Times New Roman" w:hAnsi="Times New Roman" w:cs="Times New Roman"/>
+          <w:color w:val="FFFFFF" w:themeColor="background1"/>
+          <w:sz w:val="12"/>
+          <w:szCs w:val="12"/>
+        </w:rPr>
+      </w:pPr>
+      <w:r>
+        <w:rPr>
+          <w:rFonts w:ascii="Times New Roman" w:hAnsi="Times New Roman" w:cs="Times New Roman"/>
+          <w:color w:val="FFFFFF" w:themeColor="background1"/>
+          <w:sz w:val="12"/>
+          <w:szCs w:val="12"/>
+        </w:rPr>
+        <w:t>Наименование ПАСФ: {{ PASF_NAME }}</w:t>
+      </w:r>
+    </w:p>
+    <w:p>
+      <w:pPr>
+        <w:rPr>
+          <w:rFonts w:ascii="Times New Roman" w:hAnsi="Times New Roman" w:cs="Times New Roman"/>
+          <w:color w:val="FFFFFF" w:themeColor="background1"/>
+          <w:sz w:val="12"/>
+          <w:szCs w:val="12"/>
+        </w:rPr>
+      </w:pPr>
+      <w:r>
+        <w:rPr>
+          <w:rFonts w:ascii="Times New Roman" w:hAnsi="Times New Roman" w:cs="Times New Roman"/>
+          <w:color w:val="FFFFFF" w:themeColor="background1"/>
+          <w:sz w:val="12"/>
+          <w:szCs w:val="12"/>
+        </w:rPr>
+        <w:t xml:space="preserve">Свидетельство ПАСФ: {{ </w:t>
       </w:r>
       <w:r>
         <w:rPr>
@@ -18222,942 +18859,72 @@
           <w:szCs w:val="12"/>
           <w:lang w:val="en-US"/>
         </w:rPr>
-        <w:t xml:space="preserve"> }}"</w:t>
-      </w:r>
-    </w:p>
-    <w:p>
-      <w:pPr>
+        <w:t>P</w:t>
+      </w:r>
+      <w:r>
         <w:rPr>
           <w:rFonts w:ascii="Times New Roman" w:hAnsi="Times New Roman" w:cs="Times New Roman"/>
           <w:color w:val="FFFFFF" w:themeColor="background1"/>
           <w:sz w:val="12"/>
           <w:szCs w:val="12"/>
         </w:rPr>
-      </w:pPr>
-      <w:r>
+        <w:t>ASF_CERTIFICATE }}</w:t>
+      </w:r>
+    </w:p>
+    <w:p>
+      <w:pPr>
         <w:rPr>
           <w:rFonts w:ascii="Times New Roman" w:hAnsi="Times New Roman" w:cs="Times New Roman"/>
           <w:color w:val="FFFFFF" w:themeColor="background1"/>
           <w:sz w:val="12"/>
           <w:szCs w:val="12"/>
         </w:rPr>
-        <w:t>Вышестоящая организация: {{ OPO_SUPERIOR_ORG }}</w:t>
-      </w:r>
-    </w:p>
-    <w:p>
-      <w:pPr>
+      </w:pPr>
+      <w:r>
         <w:rPr>
           <w:rFonts w:ascii="Times New Roman" w:hAnsi="Times New Roman" w:cs="Times New Roman"/>
           <w:color w:val="FFFFFF" w:themeColor="background1"/>
           <w:sz w:val="12"/>
           <w:szCs w:val="12"/>
         </w:rPr>
-      </w:pPr>
-      <w:r>
+        <w:t>Договор с ПАСФ: {{ PASF_CONTRACT }}</w:t>
+      </w:r>
+    </w:p>
+    <w:p>
+      <w:pPr>
         <w:rPr>
           <w:rFonts w:ascii="Times New Roman" w:hAnsi="Times New Roman" w:cs="Times New Roman"/>
           <w:color w:val="FFFFFF" w:themeColor="background1"/>
           <w:sz w:val="12"/>
           <w:szCs w:val="12"/>
         </w:rPr>
-        <w:t>ИНН / ОГРН: {{ ORG_INN }} / {{ ORG_OGRN }}</w:t>
-      </w:r>
-    </w:p>
-    <w:p>
-      <w:pPr>
+      </w:pPr>
+      <w:r>
         <w:rPr>
           <w:rFonts w:ascii="Times New Roman" w:hAnsi="Times New Roman" w:cs="Times New Roman"/>
           <w:color w:val="FFFFFF" w:themeColor="background1"/>
           <w:sz w:val="12"/>
           <w:szCs w:val="12"/>
         </w:rPr>
-      </w:pPr>
-      <w:r>
+        <w:t>Наименование пожарной части: {{ FIRE_DEPARTMENT_NAME }}</w:t>
+      </w:r>
+    </w:p>
+    <w:p>
+      <w:pPr>
         <w:rPr>
           <w:rFonts w:ascii="Times New Roman" w:hAnsi="Times New Roman" w:cs="Times New Roman"/>
           <w:color w:val="FFFFFF" w:themeColor="background1"/>
           <w:sz w:val="12"/>
           <w:szCs w:val="12"/>
         </w:rPr>
-        <w:t>Почтовый адрес: {{ ORG_ADDRESS }}</w:t>
-      </w:r>
-    </w:p>
-    <w:p>
-      <w:pPr>
+      </w:pPr>
+      <w:r>
         <w:rPr>
           <w:rFonts w:ascii="Times New Roman" w:hAnsi="Times New Roman" w:cs="Times New Roman"/>
           <w:color w:val="FFFFFF" w:themeColor="background1"/>
           <w:sz w:val="12"/>
           <w:szCs w:val="12"/>
         </w:rPr>
-      </w:pPr>
-      <w:r>
-        <w:rPr>
-          <w:rFonts w:ascii="Times New Roman" w:hAnsi="Times New Roman" w:cs="Times New Roman"/>
-          <w:color w:val="FFFFFF" w:themeColor="background1"/>
-          <w:sz w:val="12"/>
-          <w:szCs w:val="12"/>
-        </w:rPr>
-        <w:t>Телефон / E-mail: {{ ORG_PHONE }} / {{ ORG_EMAIL }}</w:t>
-      </w:r>
-    </w:p>
-    <w:p>
-      <w:pPr>
-        <w:rPr>
-          <w:rFonts w:ascii="Times New Roman" w:hAnsi="Times New Roman" w:cs="Times New Roman"/>
-          <w:color w:val="FFFFFF" w:themeColor="background1"/>
-          <w:sz w:val="12"/>
-          <w:szCs w:val="12"/>
-        </w:rPr>
-      </w:pPr>
-      <w:r>
-        <w:rPr>
-          <w:rFonts w:ascii="Times New Roman" w:hAnsi="Times New Roman" w:cs="Times New Roman"/>
-          <w:color w:val="FFFFFF" w:themeColor="background1"/>
-          <w:sz w:val="12"/>
-          <w:szCs w:val="12"/>
-        </w:rPr>
-        <w:t>Руководитель, утвердивший декларацию (должность): {{ DECLARATION_APPROVER }}</w:t>
-      </w:r>
-    </w:p>
-    <w:p>
-      <w:pPr>
-        <w:rPr>
-          <w:rFonts w:ascii="Times New Roman" w:hAnsi="Times New Roman" w:cs="Times New Roman"/>
-          <w:color w:val="FFFFFF" w:themeColor="background1"/>
-          <w:sz w:val="12"/>
-          <w:szCs w:val="12"/>
-          <w:lang w:val="en-US"/>
-        </w:rPr>
-      </w:pPr>
-      <w:r>
-        <w:rPr>
-          <w:rFonts w:ascii="Times New Roman" w:hAnsi="Times New Roman" w:cs="Times New Roman"/>
-          <w:color w:val="FFFFFF" w:themeColor="background1"/>
-          <w:sz w:val="12"/>
-          <w:szCs w:val="12"/>
-        </w:rPr>
-        <w:t>Ф</w:t>
-      </w:r>
-      <w:r>
-        <w:rPr>
-          <w:rFonts w:ascii="Times New Roman" w:hAnsi="Times New Roman" w:cs="Times New Roman"/>
-          <w:color w:val="FFFFFF" w:themeColor="background1"/>
-          <w:sz w:val="12"/>
-          <w:szCs w:val="12"/>
-          <w:lang w:val="en-US"/>
-        </w:rPr>
-        <w:t>.</w:t>
-      </w:r>
-      <w:r>
-        <w:rPr>
-          <w:rFonts w:ascii="Times New Roman" w:hAnsi="Times New Roman" w:cs="Times New Roman"/>
-          <w:color w:val="FFFFFF" w:themeColor="background1"/>
-          <w:sz w:val="12"/>
-          <w:szCs w:val="12"/>
-        </w:rPr>
-        <w:t>И</w:t>
-      </w:r>
-      <w:r>
-        <w:rPr>
-          <w:rFonts w:ascii="Times New Roman" w:hAnsi="Times New Roman" w:cs="Times New Roman"/>
-          <w:color w:val="FFFFFF" w:themeColor="background1"/>
-          <w:sz w:val="12"/>
-          <w:szCs w:val="12"/>
-          <w:lang w:val="en-US"/>
-        </w:rPr>
-        <w:t>.</w:t>
-      </w:r>
-      <w:r>
-        <w:rPr>
-          <w:rFonts w:ascii="Times New Roman" w:hAnsi="Times New Roman" w:cs="Times New Roman"/>
-          <w:color w:val="FFFFFF" w:themeColor="background1"/>
-          <w:sz w:val="12"/>
-          <w:szCs w:val="12"/>
-        </w:rPr>
-        <w:t>О</w:t>
-      </w:r>
-      <w:r>
-        <w:rPr>
-          <w:rFonts w:ascii="Times New Roman" w:hAnsi="Times New Roman" w:cs="Times New Roman"/>
-          <w:color w:val="FFFFFF" w:themeColor="background1"/>
-          <w:sz w:val="12"/>
-          <w:szCs w:val="12"/>
-          <w:lang w:val="en-US"/>
-        </w:rPr>
-        <w:t xml:space="preserve">. </w:t>
-      </w:r>
-      <w:r>
-        <w:rPr>
-          <w:rFonts w:ascii="Times New Roman" w:hAnsi="Times New Roman" w:cs="Times New Roman"/>
-          <w:color w:val="FFFFFF" w:themeColor="background1"/>
-          <w:sz w:val="12"/>
-          <w:szCs w:val="12"/>
-        </w:rPr>
-        <w:t>руководителя</w:t>
-      </w:r>
-      <w:r>
-        <w:rPr>
-          <w:rFonts w:ascii="Times New Roman" w:hAnsi="Times New Roman" w:cs="Times New Roman"/>
-          <w:color w:val="FFFFFF" w:themeColor="background1"/>
-          <w:sz w:val="12"/>
-          <w:szCs w:val="12"/>
-          <w:lang w:val="en-US"/>
-        </w:rPr>
-        <w:t>: {{ DECLARATION_APPROVER_FIO }}</w:t>
-      </w:r>
-    </w:p>
-    <w:p>
-      <w:pPr>
-        <w:rPr>
-          <w:rFonts w:ascii="Times New Roman" w:hAnsi="Times New Roman" w:cs="Times New Roman"/>
-          <w:color w:val="FFFFFF" w:themeColor="background1"/>
-          <w:sz w:val="12"/>
-          <w:szCs w:val="12"/>
-        </w:rPr>
-      </w:pPr>
-      <w:r>
-        <w:rPr>
-          <w:rFonts w:ascii="Times New Roman" w:hAnsi="Times New Roman" w:cs="Times New Roman"/>
-          <w:color w:val="FFFFFF" w:themeColor="background1"/>
-          <w:sz w:val="12"/>
-          <w:szCs w:val="12"/>
-        </w:rPr>
-        <w:t>Дата утверждения декларации: {{ DECLARATION_DATE }}</w:t>
-      </w:r>
-    </w:p>
-    <w:p>
-      <w:pPr>
-        <w:rPr>
-          <w:rFonts w:ascii="Times New Roman" w:hAnsi="Times New Roman" w:cs="Times New Roman"/>
-          <w:color w:val="FFFFFF" w:themeColor="background1"/>
-          <w:sz w:val="12"/>
-          <w:szCs w:val="12"/>
-        </w:rPr>
-      </w:pPr>
-      <w:r>
-        <w:rPr>
-          <w:rFonts w:ascii="Times New Roman" w:hAnsi="Times New Roman" w:cs="Times New Roman"/>
-          <w:b/>
-          <w:color w:val="FFFFFF" w:themeColor="background1"/>
-          <w:sz w:val="12"/>
-          <w:szCs w:val="12"/>
-        </w:rPr>
-        <w:t>2. Сведения об экспертизе</w:t>
-      </w:r>
-    </w:p>
-    <w:p>
-      <w:pPr>
-        <w:rPr>
-          <w:rFonts w:ascii="Times New Roman" w:hAnsi="Times New Roman" w:cs="Times New Roman"/>
-          <w:color w:val="FFFFFF" w:themeColor="background1"/>
-          <w:sz w:val="12"/>
-          <w:szCs w:val="12"/>
-        </w:rPr>
-      </w:pPr>
-      <w:r>
-        <w:rPr>
-          <w:rFonts w:ascii="Times New Roman" w:hAnsi="Times New Roman" w:cs="Times New Roman"/>
-          <w:color w:val="FFFFFF" w:themeColor="background1"/>
-          <w:sz w:val="12"/>
-          <w:szCs w:val="12"/>
-        </w:rPr>
-        <w:t>Экспертиза № / дата / год: {{ EXP_NUMBER }} / {{ EXP_DATE }} / {{ EXP_YEAR }}</w:t>
-      </w:r>
-    </w:p>
-    <w:p>
-      <w:pPr>
-        <w:rPr>
-          <w:rFonts w:ascii="Times New Roman" w:hAnsi="Times New Roman" w:cs="Times New Roman"/>
-          <w:color w:val="FFFFFF" w:themeColor="background1"/>
-          <w:sz w:val="12"/>
-          <w:szCs w:val="12"/>
-        </w:rPr>
-      </w:pPr>
-      <w:r>
-        <w:rPr>
-          <w:rFonts w:ascii="Times New Roman" w:hAnsi="Times New Roman" w:cs="Times New Roman"/>
-          <w:color w:val="FFFFFF" w:themeColor="background1"/>
-          <w:sz w:val="12"/>
-          <w:szCs w:val="12"/>
-        </w:rPr>
-        <w:t>Дата приказа на эксперта: {{ ORDER_DATE }}</w:t>
-      </w:r>
-    </w:p>
-    <w:p>
-      <w:pPr>
-        <w:rPr>
-          <w:rFonts w:ascii="Times New Roman" w:hAnsi="Times New Roman" w:cs="Times New Roman"/>
-          <w:color w:val="FFFFFF" w:themeColor="background1"/>
-          <w:sz w:val="12"/>
-          <w:szCs w:val="12"/>
-        </w:rPr>
-      </w:pPr>
-      <w:r>
-        <w:rPr>
-          <w:rFonts w:ascii="Times New Roman" w:hAnsi="Times New Roman" w:cs="Times New Roman"/>
-          <w:b/>
-          <w:color w:val="FFFFFF" w:themeColor="background1"/>
-          <w:sz w:val="12"/>
-          <w:szCs w:val="12"/>
-        </w:rPr>
-        <w:t>3. Сведения об ОПО</w:t>
-      </w:r>
-    </w:p>
-    <w:p>
-      <w:pPr>
-        <w:rPr>
-          <w:rFonts w:ascii="Times New Roman" w:hAnsi="Times New Roman" w:cs="Times New Roman"/>
-          <w:color w:val="FFFFFF" w:themeColor="background1"/>
-          <w:sz w:val="12"/>
-          <w:szCs w:val="12"/>
-        </w:rPr>
-      </w:pPr>
-      <w:r>
-        <w:rPr>
-          <w:rFonts w:ascii="Times New Roman" w:hAnsi="Times New Roman" w:cs="Times New Roman"/>
-          <w:color w:val="FFFFFF" w:themeColor="background1"/>
-          <w:sz w:val="12"/>
-          <w:szCs w:val="12"/>
-        </w:rPr>
-        <w:t>Наименование ОПО: {{ OPO_NAME }}</w:t>
-      </w:r>
-    </w:p>
-    <w:p>
-      <w:pPr>
-        <w:rPr>
-          <w:rFonts w:ascii="Times New Roman" w:hAnsi="Times New Roman" w:cs="Times New Roman"/>
-          <w:color w:val="FFFFFF" w:themeColor="background1"/>
-          <w:sz w:val="12"/>
-          <w:szCs w:val="12"/>
-        </w:rPr>
-      </w:pPr>
-      <w:r>
-        <w:rPr>
-          <w:rFonts w:ascii="Times New Roman" w:hAnsi="Times New Roman" w:cs="Times New Roman"/>
-          <w:color w:val="FFFFFF" w:themeColor="background1"/>
-          <w:sz w:val="12"/>
-          <w:szCs w:val="12"/>
-        </w:rPr>
-        <w:t xml:space="preserve">Регистрационный № </w:t>
-      </w:r>
-      <w:r>
-        <w:rPr>
-          <w:rFonts w:ascii="Times New Roman" w:hAnsi="Times New Roman" w:cs="Times New Roman"/>
-          <w:color w:val="FFFFFF" w:themeColor="background1"/>
-          <w:sz w:val="12"/>
-          <w:szCs w:val="12"/>
-        </w:rPr>
-        <w:t>ОПО</w:t>
-      </w:r>
-      <w:r>
-        <w:rPr>
-          <w:rFonts w:ascii="Times New Roman" w:hAnsi="Times New Roman" w:cs="Times New Roman"/>
-          <w:color w:val="FFFFFF" w:themeColor="background1"/>
-          <w:sz w:val="12"/>
-          <w:szCs w:val="12"/>
-        </w:rPr>
-        <w:t>: {{ REG_NUMBER }}</w:t>
-      </w:r>
-    </w:p>
-    <w:p>
-      <w:pPr>
-        <w:rPr>
-          <w:rFonts w:ascii="Times New Roman" w:hAnsi="Times New Roman" w:cs="Times New Roman"/>
-          <w:color w:val="FFFFFF" w:themeColor="background1"/>
-          <w:sz w:val="12"/>
-          <w:szCs w:val="12"/>
-        </w:rPr>
-      </w:pPr>
-      <w:r>
-        <w:rPr>
-          <w:rFonts w:ascii="Times New Roman" w:hAnsi="Times New Roman" w:cs="Times New Roman"/>
-          <w:color w:val="FFFFFF" w:themeColor="background1"/>
-          <w:sz w:val="12"/>
-          <w:szCs w:val="12"/>
-        </w:rPr>
-        <w:t>Адрес ОПО: {{ OPO_ADDRESS }}</w:t>
-      </w:r>
-    </w:p>
-    <w:p>
-      <w:pPr>
-        <w:rPr>
-          <w:rFonts w:ascii="Times New Roman" w:hAnsi="Times New Roman" w:cs="Times New Roman"/>
-          <w:color w:val="FFFFFF" w:themeColor="background1"/>
-          <w:sz w:val="12"/>
-          <w:szCs w:val="12"/>
-        </w:rPr>
-      </w:pPr>
-      <w:r>
-        <w:rPr>
-          <w:rFonts w:ascii="Times New Roman" w:hAnsi="Times New Roman" w:cs="Times New Roman"/>
-          <w:color w:val="FFFFFF" w:themeColor="background1"/>
-          <w:sz w:val="12"/>
-          <w:szCs w:val="12"/>
-        </w:rPr>
-        <w:t>Класс опасности ОПО: {{ OPO_CLASS }}</w:t>
-      </w:r>
-    </w:p>
-    <w:p>
-      <w:pPr>
-        <w:rPr>
-          <w:rFonts w:ascii="Times New Roman" w:hAnsi="Times New Roman" w:cs="Times New Roman"/>
-          <w:color w:val="FFFFFF" w:themeColor="background1"/>
-          <w:sz w:val="12"/>
-          <w:szCs w:val="12"/>
-        </w:rPr>
-      </w:pPr>
-      <w:r>
-        <w:rPr>
-          <w:rFonts w:ascii="Times New Roman" w:hAnsi="Times New Roman" w:cs="Times New Roman"/>
-          <w:color w:val="FFFFFF" w:themeColor="background1"/>
-          <w:sz w:val="12"/>
-          <w:szCs w:val="12"/>
-        </w:rPr>
-        <w:t>Состав ОПО: {{ OPO_COMPONENTS }}</w:t>
-      </w:r>
-    </w:p>
-    <w:p>
-      <w:pPr>
-        <w:rPr>
-          <w:rFonts w:ascii="Times New Roman" w:hAnsi="Times New Roman" w:cs="Times New Roman"/>
-          <w:color w:val="FFFFFF" w:themeColor="background1"/>
-          <w:sz w:val="12"/>
-          <w:szCs w:val="12"/>
-        </w:rPr>
-      </w:pPr>
-      <w:r>
-        <w:rPr>
-          <w:rFonts w:ascii="Times New Roman" w:hAnsi="Times New Roman" w:cs="Times New Roman"/>
-          <w:color w:val="FFFFFF" w:themeColor="background1"/>
-          <w:sz w:val="12"/>
-          <w:szCs w:val="12"/>
-        </w:rPr>
-        <w:t>Размер СЗЗ: {{ OPO_SANZONE }}</w:t>
-      </w:r>
-    </w:p>
-    <w:p>
-      <w:pPr>
-        <w:rPr>
-          <w:rFonts w:ascii="Times New Roman" w:hAnsi="Times New Roman" w:cs="Times New Roman"/>
-          <w:color w:val="FFFFFF" w:themeColor="background1"/>
-          <w:sz w:val="12"/>
-          <w:szCs w:val="12"/>
-        </w:rPr>
-      </w:pPr>
-      <w:r>
-        <w:rPr>
-          <w:rFonts w:ascii="Times New Roman" w:hAnsi="Times New Roman" w:cs="Times New Roman"/>
-          <w:color w:val="FFFFFF" w:themeColor="background1"/>
-          <w:sz w:val="12"/>
-          <w:szCs w:val="12"/>
-        </w:rPr>
-        <w:t>Краткое описание ОПО: {{ OPO_DESCRIPTION }}</w:t>
-      </w:r>
-    </w:p>
-    <w:p>
-      <w:pPr>
-        <w:rPr>
-          <w:rFonts w:ascii="Times New Roman" w:hAnsi="Times New Roman" w:cs="Times New Roman"/>
-          <w:color w:val="FFFFFF" w:themeColor="background1"/>
-          <w:sz w:val="12"/>
-          <w:szCs w:val="12"/>
-        </w:rPr>
-      </w:pPr>
-      <w:r>
-        <w:rPr>
-          <w:rFonts w:ascii="Times New Roman" w:hAnsi="Times New Roman" w:cs="Times New Roman"/>
-          <w:b/>
-          <w:color w:val="FFFFFF" w:themeColor="background1"/>
-          <w:sz w:val="12"/>
-          <w:szCs w:val="12"/>
-        </w:rPr>
-        <w:t>4. Лицензии и резервы</w:t>
-      </w:r>
-    </w:p>
-    <w:p>
-      <w:pPr>
-        <w:rPr>
-          <w:rFonts w:ascii="Times New Roman" w:hAnsi="Times New Roman" w:cs="Times New Roman"/>
-          <w:color w:val="FFFFFF" w:themeColor="background1"/>
-          <w:sz w:val="12"/>
-          <w:szCs w:val="12"/>
-        </w:rPr>
-      </w:pPr>
-      <w:r>
-        <w:rPr>
-          <w:rFonts w:ascii="Times New Roman" w:hAnsi="Times New Roman" w:cs="Times New Roman"/>
-          <w:color w:val="FFFFFF" w:themeColor="background1"/>
-          <w:sz w:val="12"/>
-          <w:szCs w:val="12"/>
-        </w:rPr>
-        <w:t>Номер лицензии: {{ LICENSE_NUMBER }}</w:t>
-      </w:r>
-    </w:p>
-    <w:p>
-      <w:pPr>
-        <w:rPr>
-          <w:rFonts w:ascii="Times New Roman" w:hAnsi="Times New Roman" w:cs="Times New Roman"/>
-          <w:color w:val="FFFFFF" w:themeColor="background1"/>
-          <w:sz w:val="12"/>
-          <w:szCs w:val="12"/>
-        </w:rPr>
-      </w:pPr>
-      <w:r>
-        <w:rPr>
-          <w:rFonts w:ascii="Times New Roman" w:hAnsi="Times New Roman" w:cs="Times New Roman"/>
-          <w:color w:val="FFFFFF" w:themeColor="background1"/>
-          <w:sz w:val="12"/>
-          <w:szCs w:val="12"/>
-        </w:rPr>
-        <w:t>Приказ о материальных резервах: {{ ORDER_MAT_RESERVES }}</w:t>
-      </w:r>
-    </w:p>
-    <w:p>
-      <w:pPr>
-        <w:rPr>
-          <w:rFonts w:ascii="Times New Roman" w:hAnsi="Times New Roman" w:cs="Times New Roman"/>
-          <w:color w:val="FFFFFF" w:themeColor="background1"/>
-          <w:sz w:val="12"/>
-          <w:szCs w:val="12"/>
-        </w:rPr>
-      </w:pPr>
-      <w:r>
-        <w:rPr>
-          <w:rFonts w:ascii="Times New Roman" w:hAnsi="Times New Roman" w:cs="Times New Roman"/>
-          <w:color w:val="FFFFFF" w:themeColor="background1"/>
-          <w:sz w:val="12"/>
-          <w:szCs w:val="12"/>
-        </w:rPr>
-        <w:t>Приказ о финансовых резервах: {{ ORDER_FIN_RESERVES }}</w:t>
-      </w:r>
-    </w:p>
-    <w:p>
-      <w:pPr>
-        <w:rPr>
-          <w:rFonts w:ascii="Times New Roman" w:hAnsi="Times New Roman" w:cs="Times New Roman"/>
-          <w:color w:val="FFFFFF" w:themeColor="background1"/>
-          <w:sz w:val="12"/>
-          <w:szCs w:val="12"/>
-        </w:rPr>
-      </w:pPr>
-      <w:r>
-        <w:rPr>
-          <w:rFonts w:ascii="Times New Roman" w:hAnsi="Times New Roman" w:cs="Times New Roman"/>
-          <w:color w:val="FFFFFF" w:themeColor="background1"/>
-          <w:sz w:val="12"/>
-          <w:szCs w:val="12"/>
-        </w:rPr>
-        <w:t>Приказ о создании НАСФ: {{ ORDER_NASF }}</w:t>
-      </w:r>
-    </w:p>
-    <w:p>
-      <w:pPr>
-        <w:rPr>
-          <w:rFonts w:ascii="Times New Roman" w:hAnsi="Times New Roman" w:cs="Times New Roman"/>
-          <w:color w:val="FFFFFF" w:themeColor="background1"/>
-          <w:sz w:val="12"/>
-          <w:szCs w:val="12"/>
-        </w:rPr>
-      </w:pPr>
-      <w:r>
-        <w:rPr>
-          <w:rFonts w:ascii="Times New Roman" w:hAnsi="Times New Roman" w:cs="Times New Roman"/>
-          <w:b/>
-          <w:color w:val="FFFFFF" w:themeColor="background1"/>
-          <w:sz w:val="12"/>
-          <w:szCs w:val="12"/>
-        </w:rPr>
-        <w:t>5. Объемы документов и представленные материалы</w:t>
-      </w:r>
-    </w:p>
-    <w:p>
-      <w:pPr>
-        <w:rPr>
-          <w:rFonts w:ascii="Times New Roman" w:hAnsi="Times New Roman" w:cs="Times New Roman"/>
-          <w:color w:val="FFFFFF" w:themeColor="background1"/>
-          <w:sz w:val="12"/>
-          <w:szCs w:val="12"/>
-        </w:rPr>
-      </w:pPr>
-      <w:r>
-        <w:rPr>
-          <w:rFonts w:ascii="Times New Roman" w:hAnsi="Times New Roman" w:cs="Times New Roman"/>
-          <w:color w:val="FFFFFF" w:themeColor="background1"/>
-          <w:sz w:val="12"/>
-          <w:szCs w:val="12"/>
-        </w:rPr>
-        <w:t>Объем декларации, листов: {{ DECLARATION_VOLUME }}</w:t>
-      </w:r>
-    </w:p>
-    <w:p>
-      <w:pPr>
-        <w:rPr>
-          <w:rFonts w:ascii="Times New Roman" w:hAnsi="Times New Roman" w:cs="Times New Roman"/>
-          <w:color w:val="FFFFFF" w:themeColor="background1"/>
-          <w:sz w:val="12"/>
-          <w:szCs w:val="12"/>
-        </w:rPr>
-      </w:pPr>
-      <w:r>
-        <w:rPr>
-          <w:rFonts w:ascii="Times New Roman" w:hAnsi="Times New Roman" w:cs="Times New Roman"/>
-          <w:color w:val="FFFFFF" w:themeColor="background1"/>
-          <w:sz w:val="12"/>
-          <w:szCs w:val="12"/>
-        </w:rPr>
-        <w:t>Объем РПЗ, листов: {{ RPZ_VOLUME }}</w:t>
-      </w:r>
-    </w:p>
-    <w:p>
-      <w:pPr>
-        <w:rPr>
-          <w:rFonts w:ascii="Times New Roman" w:hAnsi="Times New Roman" w:cs="Times New Roman"/>
-          <w:color w:val="FFFFFF" w:themeColor="background1"/>
-          <w:sz w:val="12"/>
-          <w:szCs w:val="12"/>
-        </w:rPr>
-      </w:pPr>
-      <w:r>
-        <w:rPr>
-          <w:rFonts w:ascii="Times New Roman" w:hAnsi="Times New Roman" w:cs="Times New Roman"/>
-          <w:color w:val="FFFFFF" w:themeColor="background1"/>
-          <w:sz w:val="12"/>
-          <w:szCs w:val="12"/>
-        </w:rPr>
-        <w:t>Объем ИФЛ, листов: {{ IFL_VOLUME }}</w:t>
-      </w:r>
-    </w:p>
-    <w:p>
-      <w:pPr>
-        <w:rPr>
-          <w:rFonts w:ascii="Times New Roman" w:hAnsi="Times New Roman" w:cs="Times New Roman"/>
-          <w:color w:val="FFFFFF" w:themeColor="background1"/>
-          <w:sz w:val="12"/>
-          <w:szCs w:val="12"/>
-        </w:rPr>
-      </w:pPr>
-      <w:r>
-        <w:rPr>
-          <w:rFonts w:ascii="Times New Roman" w:hAnsi="Times New Roman" w:cs="Times New Roman"/>
-          <w:color w:val="FFFFFF" w:themeColor="background1"/>
-          <w:sz w:val="12"/>
-          <w:szCs w:val="12"/>
-        </w:rPr>
-        <w:t>Документы, представленные при экспертизе: {{ DOCS_SUBMITTED }}</w:t>
-      </w:r>
-    </w:p>
-    <w:p>
-      <w:pPr>
-        <w:rPr>
-          <w:rFonts w:ascii="Times New Roman" w:hAnsi="Times New Roman" w:cs="Times New Roman"/>
-          <w:color w:val="FFFFFF" w:themeColor="background1"/>
-          <w:sz w:val="12"/>
-          <w:szCs w:val="12"/>
-        </w:rPr>
-      </w:pPr>
-      <w:r>
-        <w:rPr>
-          <w:rFonts w:ascii="Times New Roman" w:hAnsi="Times New Roman" w:cs="Times New Roman"/>
-          <w:b/>
-          <w:color w:val="FFFFFF" w:themeColor="background1"/>
-          <w:sz w:val="12"/>
-          <w:szCs w:val="12"/>
-        </w:rPr>
-        <w:t>6. Разработчик декларации</w:t>
-      </w:r>
-    </w:p>
-    <w:p>
-      <w:pPr>
-        <w:rPr>
-          <w:rFonts w:ascii="Times New Roman" w:hAnsi="Times New Roman" w:cs="Times New Roman"/>
-          <w:color w:val="FFFFFF" w:themeColor="background1"/>
-          <w:sz w:val="12"/>
-          <w:szCs w:val="12"/>
-          <w:lang w:val="en-US"/>
-        </w:rPr>
-      </w:pPr>
-      <w:r>
-        <w:rPr>
-          <w:rFonts w:ascii="Times New Roman" w:hAnsi="Times New Roman" w:cs="Times New Roman"/>
-          <w:color w:val="FFFFFF" w:themeColor="background1"/>
-          <w:sz w:val="12"/>
-          <w:szCs w:val="12"/>
-        </w:rPr>
-        <w:t>Разработчик</w:t>
-      </w:r>
-      <w:r>
-        <w:rPr>
-          <w:rFonts w:ascii="Times New Roman" w:hAnsi="Times New Roman" w:cs="Times New Roman"/>
-          <w:color w:val="FFFFFF" w:themeColor="background1"/>
-          <w:sz w:val="12"/>
-          <w:szCs w:val="12"/>
-          <w:lang w:val="en-US"/>
-        </w:rPr>
-        <w:t xml:space="preserve">: {{ </w:t>
-      </w:r>
-      <w:r>
-        <w:rPr>
-          <w:rFonts w:ascii="Times New Roman" w:hAnsi="Times New Roman" w:cs="Times New Roman"/>
-          <w:color w:val="FFFFFF" w:themeColor="background1"/>
-          <w:sz w:val="12"/>
-          <w:szCs w:val="12"/>
-          <w:lang w:val="en-US"/>
-        </w:rPr>
-        <w:t>DECLARATION</w:t>
-      </w:r>
-      <w:r>
-        <w:rPr>
-          <w:rFonts w:ascii="Times New Roman" w:hAnsi="Times New Roman" w:cs="Times New Roman"/>
-          <w:color w:val="FFFFFF" w:themeColor="background1"/>
-          <w:sz w:val="12"/>
-          <w:szCs w:val="12"/>
-          <w:lang w:val="en-US"/>
-        </w:rPr>
-        <w:t>_</w:t>
-      </w:r>
-      <w:r>
-        <w:rPr>
-          <w:rFonts w:ascii="Times New Roman" w:hAnsi="Times New Roman" w:cs="Times New Roman"/>
-          <w:color w:val="FFFFFF" w:themeColor="background1"/>
-          <w:sz w:val="12"/>
-          <w:szCs w:val="12"/>
-          <w:lang w:val="en-US"/>
-        </w:rPr>
-        <w:t>DEVELOPER</w:t>
-      </w:r>
-      <w:r>
-        <w:rPr>
-          <w:rFonts w:ascii="Times New Roman" w:hAnsi="Times New Roman" w:cs="Times New Roman"/>
-          <w:color w:val="FFFFFF" w:themeColor="background1"/>
-          <w:sz w:val="12"/>
-          <w:szCs w:val="12"/>
-          <w:lang w:val="en-US"/>
-        </w:rPr>
-        <w:t xml:space="preserve"> }}</w:t>
-      </w:r>
-    </w:p>
-    <w:p>
-      <w:pPr>
-        <w:rPr>
-          <w:rFonts w:ascii="Times New Roman" w:hAnsi="Times New Roman" w:cs="Times New Roman"/>
-          <w:color w:val="FFFFFF" w:themeColor="background1"/>
-          <w:sz w:val="12"/>
-          <w:szCs w:val="12"/>
-          <w:lang w:val="en-US"/>
-        </w:rPr>
-      </w:pPr>
-      <w:r>
-        <w:rPr>
-          <w:rFonts w:ascii="Times New Roman" w:hAnsi="Times New Roman" w:cs="Times New Roman"/>
-          <w:color w:val="FFFFFF" w:themeColor="background1"/>
-          <w:sz w:val="12"/>
-          <w:szCs w:val="12"/>
-        </w:rPr>
-        <w:t>Адрес</w:t>
-      </w:r>
-      <w:r>
-        <w:rPr>
-          <w:rFonts w:ascii="Times New Roman" w:hAnsi="Times New Roman" w:cs="Times New Roman"/>
-          <w:color w:val="FFFFFF" w:themeColor="background1"/>
-          <w:sz w:val="12"/>
-          <w:szCs w:val="12"/>
-          <w:lang w:val="en-US"/>
-        </w:rPr>
-        <w:t>: {{ DECLARATION_DEVELOPER_ADDRESS }}</w:t>
-      </w:r>
-    </w:p>
-    <w:p>
-      <w:pPr>
-        <w:rPr>
-          <w:rFonts w:ascii="Times New Roman" w:hAnsi="Times New Roman" w:cs="Times New Roman"/>
-          <w:color w:val="FFFFFF" w:themeColor="background1"/>
-          <w:sz w:val="12"/>
-          <w:szCs w:val="12"/>
-          <w:lang w:val="en-US"/>
-        </w:rPr>
-      </w:pPr>
-      <w:r>
-        <w:rPr>
-          <w:rFonts w:ascii="Times New Roman" w:hAnsi="Times New Roman" w:cs="Times New Roman"/>
-          <w:color w:val="FFFFFF" w:themeColor="background1"/>
-          <w:sz w:val="12"/>
-          <w:szCs w:val="12"/>
-        </w:rPr>
-        <w:t>Телефон</w:t>
-      </w:r>
-      <w:r>
-        <w:rPr>
-          <w:rFonts w:ascii="Times New Roman" w:hAnsi="Times New Roman" w:cs="Times New Roman"/>
-          <w:color w:val="FFFFFF" w:themeColor="background1"/>
-          <w:sz w:val="12"/>
-          <w:szCs w:val="12"/>
-          <w:lang w:val="en-US"/>
-        </w:rPr>
-        <w:t xml:space="preserve"> / E-mail: {{ DECLARATION_DEVELOPER_PHONE }} / {{ DECLARATION_DEVELOPER_EMAIL }}</w:t>
-      </w:r>
-    </w:p>
-    <w:p>
-      <w:pPr>
-        <w:rPr>
-          <w:rFonts w:ascii="Times New Roman" w:hAnsi="Times New Roman" w:cs="Times New Roman"/>
-          <w:color w:val="FFFFFF" w:themeColor="background1"/>
-          <w:sz w:val="12"/>
-          <w:szCs w:val="12"/>
-          <w:lang w:val="en-US"/>
-        </w:rPr>
-      </w:pPr>
-    </w:p>
-    <w:p>
-      <w:pPr>
-        <w:rPr>
-          <w:rFonts w:ascii="Times New Roman" w:hAnsi="Times New Roman" w:cs="Times New Roman"/>
-          <w:color w:val="FFFFFF" w:themeColor="background1"/>
-          <w:sz w:val="12"/>
-          <w:szCs w:val="12"/>
-        </w:rPr>
-      </w:pPr>
-      <w:r>
-        <w:rPr>
-          <w:rFonts w:ascii="Times New Roman" w:hAnsi="Times New Roman" w:cs="Times New Roman"/>
-          <w:b/>
-          <w:color w:val="FFFFFF" w:themeColor="background1"/>
-          <w:sz w:val="12"/>
-          <w:szCs w:val="12"/>
-        </w:rPr>
-        <w:t>7. Сведения о НАСФ, ПАСФ и ПЧ</w:t>
-      </w:r>
-    </w:p>
-    <w:p>
-      <w:pPr>
-        <w:rPr>
-          <w:rFonts w:ascii="Times New Roman" w:hAnsi="Times New Roman" w:cs="Times New Roman"/>
-          <w:color w:val="FFFFFF" w:themeColor="background1"/>
-          <w:sz w:val="12"/>
-          <w:szCs w:val="12"/>
-        </w:rPr>
-      </w:pPr>
-      <w:r>
-        <w:rPr>
-          <w:rFonts w:ascii="Times New Roman" w:hAnsi="Times New Roman" w:cs="Times New Roman"/>
-          <w:color w:val="FFFFFF" w:themeColor="background1"/>
-          <w:sz w:val="12"/>
-          <w:szCs w:val="12"/>
-        </w:rPr>
-        <w:t>Свидетельство НАСФ: {{ NASF_CERTIFICATE }}</w:t>
-      </w:r>
-    </w:p>
-    <w:p>
-      <w:pPr>
-        <w:rPr>
-          <w:rFonts w:ascii="Times New Roman" w:hAnsi="Times New Roman" w:cs="Times New Roman"/>
-          <w:color w:val="FFFFFF" w:themeColor="background1"/>
-          <w:sz w:val="12"/>
-          <w:szCs w:val="12"/>
-        </w:rPr>
-      </w:pPr>
-      <w:r>
-        <w:rPr>
-          <w:rFonts w:ascii="Times New Roman" w:hAnsi="Times New Roman" w:cs="Times New Roman"/>
-          <w:color w:val="FFFFFF" w:themeColor="background1"/>
-          <w:sz w:val="12"/>
-          <w:szCs w:val="12"/>
-        </w:rPr>
-        <w:t>Наименование ПАСФ: {{ PASF_NAME }}</w:t>
-      </w:r>
-    </w:p>
-    <w:p>
-      <w:pPr>
-        <w:rPr>
-          <w:rFonts w:ascii="Times New Roman" w:hAnsi="Times New Roman" w:cs="Times New Roman"/>
-          <w:color w:val="FFFFFF" w:themeColor="background1"/>
-          <w:sz w:val="12"/>
-          <w:szCs w:val="12"/>
-        </w:rPr>
-      </w:pPr>
-      <w:r>
-        <w:rPr>
-          <w:rFonts w:ascii="Times New Roman" w:hAnsi="Times New Roman" w:cs="Times New Roman"/>
-          <w:color w:val="FFFFFF" w:themeColor="background1"/>
-          <w:sz w:val="12"/>
-          <w:szCs w:val="12"/>
-        </w:rPr>
-        <w:t xml:space="preserve">Свидетельство ПАСФ: {{ </w:t>
-      </w:r>
-      <w:r>
-        <w:rPr>
-          <w:rFonts w:ascii="Times New Roman" w:hAnsi="Times New Roman" w:cs="Times New Roman"/>
-          <w:color w:val="FFFFFF" w:themeColor="background1"/>
-          <w:sz w:val="12"/>
-          <w:szCs w:val="12"/>
-          <w:lang w:val="en-US"/>
-        </w:rPr>
-        <w:t>P</w:t>
-      </w:r>
-      <w:r>
-        <w:rPr>
-          <w:rFonts w:ascii="Times New Roman" w:hAnsi="Times New Roman" w:cs="Times New Roman"/>
-          <w:color w:val="FFFFFF" w:themeColor="background1"/>
-          <w:sz w:val="12"/>
-          <w:szCs w:val="12"/>
-        </w:rPr>
-        <w:t>ASF_CERTIFICATE }}</w:t>
-      </w:r>
-    </w:p>
-    <w:p>
-      <w:pPr>
-        <w:rPr>
-          <w:rFonts w:ascii="Times New Roman" w:hAnsi="Times New Roman" w:cs="Times New Roman"/>
-          <w:color w:val="FFFFFF" w:themeColor="background1"/>
-          <w:sz w:val="12"/>
-          <w:szCs w:val="12"/>
-        </w:rPr>
-      </w:pPr>
-      <w:r>
-        <w:rPr>
-          <w:rFonts w:ascii="Times New Roman" w:hAnsi="Times New Roman" w:cs="Times New Roman"/>
-          <w:color w:val="FFFFFF" w:themeColor="background1"/>
-          <w:sz w:val="12"/>
-          <w:szCs w:val="12"/>
-        </w:rPr>
-        <w:t>Договор с ПАСФ: {{ PASF_CONTRACT }}</w:t>
-      </w:r>
-    </w:p>
-    <w:p>
-      <w:pPr>
-        <w:rPr>
-          <w:rFonts w:ascii="Times New Roman" w:hAnsi="Times New Roman" w:cs="Times New Roman"/>
-          <w:color w:val="FFFFFF" w:themeColor="background1"/>
-          <w:sz w:val="12"/>
-          <w:szCs w:val="12"/>
-        </w:rPr>
-      </w:pPr>
-      <w:r>
-        <w:rPr>
-          <w:rFonts w:ascii="Times New Roman" w:hAnsi="Times New Roman" w:cs="Times New Roman"/>
-          <w:color w:val="FFFFFF" w:themeColor="background1"/>
-          <w:sz w:val="12"/>
-          <w:szCs w:val="12"/>
-        </w:rPr>
-        <w:t>Наименование пожарной части: {{ FIRE_DEPARTMENT_NAME }}</w:t>
-      </w:r>
-    </w:p>
-    <w:p>
-      <w:pPr>
-        <w:rPr>
-          <w:rFonts w:ascii="Times New Roman" w:hAnsi="Times New Roman" w:cs="Times New Roman"/>
-          <w:color w:val="FFFFFF" w:themeColor="background1"/>
-          <w:sz w:val="12"/>
-          <w:szCs w:val="12"/>
-        </w:rPr>
-      </w:pPr>
-      <w:r>
-        <w:rPr>
-          <w:rFonts w:ascii="Times New Roman" w:hAnsi="Times New Roman" w:cs="Times New Roman"/>
-          <w:color w:val="FFFFFF" w:themeColor="background1"/>
-          <w:sz w:val="12"/>
-          <w:szCs w:val="12"/>
-        </w:rPr>
         <w:t>Договор с пожарной частью: {{ FIRE_DEPARTMENT_CONTRACT }}</w:t>
       </w:r>
     </w:p>
@@ -19173,8 +18940,8 @@
       </w:pPr>
     </w:p>
     <w:sectPr>
-      <w:headerReference w:type="default" r:id="rId14"/>
-      <w:footerReference w:type="default" r:id="rId15"/>
+      <w:headerReference w:type="default" r:id="rId12"/>
+      <w:footerReference w:type="default" r:id="rId13"/>
       <w:pgSz w:w="11906" w:h="16838" w:code="9"/>
       <w:pgMar w:top="1134" w:right="851" w:bottom="1134" w:left="1418" w:header="397" w:footer="510" w:gutter="0"/>
       <w:pgNumType w:start="2"/>
